--- a/docassemble/AKA2JBranding/data/templates/learn_set_aside_content.docx
+++ b/docassemble/AKA2JBranding/data/templates/learn_set_aside_content.docx
@@ -12,51 +12,15 @@
     </w:p>
     <w:p>
       <w:pPr>
-        <w:pStyle w:val="ListParagraph"/>
+        <w:pStyle w:val="Body"/>
         <w:numPr>
           <w:ilvl w:val="0"/>
-          <w:numId w:val="41"/>
+          <w:numId w:val="43"/>
         </w:numPr>
-        <w:suppressAutoHyphens/>
-        <w:autoSpaceDE/>
-        <w:autoSpaceDN/>
-        <w:spacing w:beforeAutospacing="1" w:after="0" w:afterAutospacing="1"/>
-        <w:ind w:left="405"/>
-      </w:pPr>
-      <w:r>
-        <w:t xml:space="preserve">Set aside or undo the final </w:t>
-      </w:r>
-      <w:r>
-        <w:rPr>
-          <w:color w:val="FFC000"/>
-        </w:rPr>
-        <w:t xml:space="preserve">{% if user_need == 'change AK order' and </w:t>
-      </w:r>
-      <w:proofErr w:type="spellStart"/>
-      <w:r>
-        <w:rPr>
-          <w:color w:val="FFC000"/>
-        </w:rPr>
-        <w:t>type_of_final_order.all_true</w:t>
-      </w:r>
-      <w:proofErr w:type="spellEnd"/>
-      <w:r>
-        <w:rPr>
-          <w:color w:val="FFC000"/>
-        </w:rPr>
-        <w:t>('custody order', exclusive = True) %}</w:t>
-      </w:r>
-      <w:r>
-        <w:t xml:space="preserve">custody </w:t>
-      </w:r>
-      <w:r>
-        <w:rPr>
-          <w:color w:val="FFC000"/>
-        </w:rPr>
-        <w:t>{% endif %}</w:t>
-      </w:r>
-      <w:r>
-        <w:t>decision in your case, and</w:t>
+        <w:ind w:left="540"/>
+      </w:pPr>
+      <w:r>
+        <w:t>fix a mistake (Civil Rule 60(a)), or</w:t>
       </w:r>
     </w:p>
     <w:p>
@@ -73,119 +37,33 @@
         <w:ind w:left="405"/>
       </w:pPr>
       <w:r>
-        <w:t xml:space="preserve">Start </w:t>
-      </w:r>
-      <w:r>
-        <w:rPr>
-          <w:color w:val="FFC000"/>
-        </w:rPr>
-        <w:t xml:space="preserve">{% if user_need == 'change AK order' and not </w:t>
-      </w:r>
-      <w:proofErr w:type="spellStart"/>
-      <w:r>
-        <w:rPr>
-          <w:color w:val="FFC000"/>
-        </w:rPr>
-        <w:t>type_of_final_order</w:t>
-      </w:r>
-      <w:proofErr w:type="spellEnd"/>
-      <w:r>
-        <w:rPr>
-          <w:color w:val="FFC000"/>
-        </w:rPr>
-        <w:t xml:space="preserve"> == 'custody order' %}</w:t>
-      </w:r>
-      <w:r>
-        <w:t xml:space="preserve">that part of </w:t>
-      </w:r>
-      <w:r>
-        <w:rPr>
-          <w:color w:val="FFC000"/>
-        </w:rPr>
-        <w:t>{% endif %}</w:t>
-      </w:r>
-      <w:r>
-        <w:t>your case all over again.</w:t>
-      </w:r>
-    </w:p>
-    <w:p>
-      <w:pPr>
-        <w:pStyle w:val="Body"/>
-      </w:pPr>
-      <w:r>
-        <w:t>Judges rarely agree to do this.</w:t>
-      </w:r>
-    </w:p>
-    <w:p>
-      <w:pPr>
-        <w:pStyle w:val="Body"/>
-      </w:pPr>
-      <w:r>
-        <w:t xml:space="preserve">Civil Rule 60(a) and (b) describe the reasons you can use to file this motion. You may decide to file a </w:t>
-      </w:r>
-      <w:r>
-        <w:rPr>
-          <w:b/>
-        </w:rPr>
-        <w:t>Motion to Set Aside Judgment or Order</w:t>
-      </w:r>
-      <w:r>
-        <w:t xml:space="preserve"> if:</w:t>
-      </w:r>
-    </w:p>
-    <w:p>
-      <w:pPr>
-        <w:pStyle w:val="ListParagraph"/>
-        <w:numPr>
-          <w:ilvl w:val="0"/>
-          <w:numId w:val="41"/>
-        </w:numPr>
-        <w:suppressAutoHyphens/>
-        <w:autoSpaceDE/>
-        <w:autoSpaceDN/>
-        <w:spacing w:beforeAutospacing="1" w:after="0" w:afterAutospacing="1"/>
-        <w:ind w:left="405"/>
-      </w:pPr>
-      <w:r>
-        <w:t>The final order has a problem listed in Civil Rule 60(a) or (b). The problems are described below. And</w:t>
-      </w:r>
-    </w:p>
-    <w:p>
-      <w:pPr>
-        <w:pStyle w:val="ListParagraph"/>
-        <w:numPr>
-          <w:ilvl w:val="0"/>
-          <w:numId w:val="41"/>
-        </w:numPr>
-        <w:suppressAutoHyphens/>
-        <w:autoSpaceDE/>
-        <w:autoSpaceDN/>
-        <w:spacing w:before="0" w:beforeAutospacing="1" w:afterAutospacing="1"/>
-        <w:ind w:left="405"/>
-      </w:pPr>
-      <w:r>
-        <w:t xml:space="preserve">You can file within a "reasonable time" after the date the court sent </w:t>
+        <w:t xml:space="preserve">set aside or undo the final </w:t>
       </w:r>
       <w:r>
         <w:rPr>
           <w:color w:val="FF0000"/>
         </w:rPr>
-        <w:t>{% if user_need in('answer custody', 'answer divorce') %}</w:t>
-      </w:r>
-      <w:r>
-        <w:rPr>
-          <w:color w:val="auto"/>
-        </w:rPr>
-        <w:t>the default judgment</w:t>
-      </w:r>
+        <w:t xml:space="preserve">{% if user_need in ('change AK order', 'change custody order') or  (user_need  == 'change divorce order' and </w:t>
+      </w:r>
+      <w:proofErr w:type="spellStart"/>
       <w:r>
         <w:rPr>
           <w:color w:val="FF0000"/>
         </w:rPr>
-        <w:t>{% else %}</w:t>
-      </w:r>
-      <w:r>
-        <w:t>your child support order</w:t>
+        <w:t>type_of_final_order.all_true</w:t>
+      </w:r>
+      <w:proofErr w:type="spellEnd"/>
+      <w:r>
+        <w:rPr>
+          <w:color w:val="FF0000"/>
+        </w:rPr>
+        <w:t>('custody order', exclusive = True)) %}</w:t>
+      </w:r>
+      <w:r>
+        <w:t>custod</w:t>
+      </w:r>
+      <w:r>
+        <w:t xml:space="preserve">y </w:t>
       </w:r>
       <w:r>
         <w:rPr>
@@ -194,16 +72,59 @@
         <w:t>{% endif %}</w:t>
       </w:r>
       <w:r>
-        <w:t xml:space="preserve"> to you. For any of the first 3 reasons in Civil Rule 60(b), you must file within </w:t>
+        <w:t>d</w:t>
+      </w:r>
+      <w:r>
+        <w:t xml:space="preserve">ecision in your case, and let you and {{ other_party_in_case }} </w:t>
+      </w:r>
+      <w:r>
+        <w:t xml:space="preserve">start </w:t>
       </w:r>
       <w:r>
         <w:rPr>
-          <w:b/>
+          <w:color w:val="FF0000"/>
         </w:rPr>
-        <w:t>1 year</w:t>
-      </w:r>
-      <w:r>
-        <w:t xml:space="preserve"> of the date the court sent the order to you.</w:t>
+        <w:t>{% if user_need == 'change divorce order' and not type_of_final_order == 'custody order' %}</w:t>
+      </w:r>
+      <w:r>
+        <w:t xml:space="preserve">the custody part of </w:t>
+      </w:r>
+      <w:r>
+        <w:rPr>
+          <w:color w:val="FF0000"/>
+        </w:rPr>
+        <w:t>{% endif %}</w:t>
+      </w:r>
+      <w:r>
+        <w:t>your case all over again.</w:t>
+      </w:r>
+      <w:commentRangeStart w:id="0"/>
+      <w:commentRangeEnd w:id="0"/>
+      <w:r>
+        <w:rPr>
+          <w:rStyle w:val="CommentReference"/>
+          <w:rFonts w:ascii="Arial" w:eastAsia="Arial" w:hAnsi="Arial" w:cs="Arial"/>
+          <w:color w:val="auto"/>
+          <w:spacing w:val="0"/>
+        </w:rPr>
+        <w:commentReference w:id="0"/>
+      </w:r>
+      <w:r>
+        <w:br/>
+      </w:r>
+      <w:r>
+        <w:t>Judges rarely agree to undo a decision.</w:t>
+      </w:r>
+      <w:r>
+        <w:t xml:space="preserve"> (Civil Rule 60(b)). </w:t>
+      </w:r>
+    </w:p>
+    <w:p>
+      <w:pPr>
+        <w:pStyle w:val="Heading3"/>
+      </w:pPr>
+      <w:r>
+        <w:t>Reasons you may file a Motion to Set Aside Judgment or Order</w:t>
       </w:r>
     </w:p>
     <w:p>
@@ -211,234 +132,23 @@
         <w:pStyle w:val="Body"/>
       </w:pPr>
       <w:r>
-        <w:t>The date the court sent the order to you is in the box at the bottom of the last page of your order.</w:t>
+        <w:t>Civil Rule 60(a) and (b) describe the reasons a judge might set aside a judgment or order.</w:t>
       </w:r>
     </w:p>
     <w:p>
       <w:pPr>
         <w:pStyle w:val="Body"/>
-      </w:pPr>
-      <w:r>
-        <w:t xml:space="preserve">{% for </w:t>
-      </w:r>
-      <w:proofErr w:type="spellStart"/>
-      <w:r>
-        <w:t>image_data</w:t>
-      </w:r>
-      <w:proofErr w:type="spellEnd"/>
-      <w:r>
-        <w:t xml:space="preserve"> in </w:t>
-      </w:r>
-      <w:proofErr w:type="spellStart"/>
-      <w:r>
-        <w:t>distribution_certificate_list</w:t>
-      </w:r>
-      <w:proofErr w:type="spellEnd"/>
-      <w:r>
-        <w:t xml:space="preserve"> %}</w:t>
-      </w:r>
-    </w:p>
-    <w:p>
-      <w:pPr>
-        <w:pStyle w:val="Body"/>
-      </w:pPr>
-      <w:r>
-        <w:t xml:space="preserve">{{ </w:t>
-      </w:r>
-      <w:proofErr w:type="spellStart"/>
-      <w:r>
-        <w:t>image_data</w:t>
-      </w:r>
-      <w:proofErr w:type="spellEnd"/>
-      <w:r>
-        <w:t>['text'] }}</w:t>
-      </w:r>
-    </w:p>
-    <w:p>
-      <w:pPr>
-        <w:pStyle w:val="Body"/>
-      </w:pPr>
-      <w:r>
-        <w:t xml:space="preserve">{{ </w:t>
-      </w:r>
-      <w:proofErr w:type="spellStart"/>
-      <w:r>
-        <w:t>image_data</w:t>
-      </w:r>
-      <w:proofErr w:type="spellEnd"/>
-      <w:r>
-        <w:t>['image'].show(width='5in%') }}</w:t>
-      </w:r>
-    </w:p>
-    <w:p>
-      <w:pPr>
-        <w:pStyle w:val="Body"/>
-      </w:pPr>
-      <w:r>
-        <w:t xml:space="preserve">{% </w:t>
-      </w:r>
-      <w:proofErr w:type="spellStart"/>
-      <w:r>
-        <w:t>endfor</w:t>
-      </w:r>
-      <w:proofErr w:type="spellEnd"/>
-      <w:r>
-        <w:t xml:space="preserve"> %}</w:t>
-      </w:r>
-    </w:p>
-    <w:p>
-      <w:pPr>
-        <w:pStyle w:val="Body"/>
-      </w:pPr>
-      <w:r>
-        <w:t xml:space="preserve">Act quickly! The judge defines "reasonable" and “in a reasonable time." The judge may refuse to set aside the order if you file </w:t>
-      </w:r>
-      <w:r>
-        <w:rPr>
-          <w:b/>
-        </w:rPr>
-        <w:t>after</w:t>
-      </w:r>
-      <w:r>
-        <w:t xml:space="preserve"> a "reasonable time" has passed, even if your reason for filing is a good one. Also, include the reason you waited to file your motion.</w:t>
-      </w:r>
-    </w:p>
-    <w:p>
-      <w:pPr>
-        <w:pStyle w:val="Heading3"/>
-        <w:keepNext/>
-      </w:pPr>
-      <w:r>
-        <w:t>Reasons you may file a Motion to Set Aside Judgment or Order</w:t>
-      </w:r>
-    </w:p>
-    <w:p>
-      <w:pPr>
-        <w:pStyle w:val="Body"/>
-      </w:pPr>
-      <w:r>
-        <w:t>Civil Rule 60(a)</w:t>
-      </w:r>
-    </w:p>
-    <w:p>
-      <w:pPr>
-        <w:pStyle w:val="Body"/>
-      </w:pPr>
-      <w:r>
-        <w:t>The court made a clerical mistake or accidentally left something out of a document.</w:t>
-      </w:r>
-    </w:p>
-    <w:p>
-      <w:pPr>
-        <w:pStyle w:val="Heading4"/>
-      </w:pPr>
-      <w:r>
-        <w:t>For example</w:t>
-      </w:r>
-    </w:p>
-    <w:p>
-      <w:pPr>
-        <w:pStyle w:val="ListParagraph"/>
-        <w:numPr>
-          <w:ilvl w:val="0"/>
-          <w:numId w:val="41"/>
-        </w:numPr>
-        <w:suppressAutoHyphens/>
-        <w:autoSpaceDE/>
-        <w:autoSpaceDN/>
-        <w:spacing w:beforeAutospacing="1" w:after="0" w:afterAutospacing="1"/>
-      </w:pPr>
-      <w:r>
-        <w:t>The order has the wrong birthday for one of your children. Or</w:t>
-      </w:r>
-    </w:p>
-    <w:p>
-      <w:pPr>
-        <w:pStyle w:val="ListParagraph"/>
-        <w:numPr>
-          <w:ilvl w:val="0"/>
-          <w:numId w:val="41"/>
-        </w:numPr>
-        <w:suppressAutoHyphens/>
-        <w:autoSpaceDE/>
-        <w:autoSpaceDN/>
-        <w:spacing w:before="0" w:beforeAutospacing="1" w:afterAutospacing="1"/>
-      </w:pPr>
-      <w:r>
-        <w:t xml:space="preserve">The order was sent to both parents on January 4, </w:t>
-      </w:r>
-      <w:r>
-        <w:rPr>
-          <w:b/>
-        </w:rPr>
-        <w:t>2023</w:t>
-      </w:r>
-      <w:r>
-        <w:t xml:space="preserve">, but the date on the order is January 4, </w:t>
-      </w:r>
-      <w:r>
-        <w:rPr>
-          <w:b/>
-        </w:rPr>
-        <w:t>2022</w:t>
-      </w:r>
-      <w:r>
-        <w:t>.</w:t>
-      </w:r>
-    </w:p>
-    <w:p>
-      <w:pPr>
-        <w:pStyle w:val="Body"/>
-      </w:pPr>
-      <w:r>
-        <w:lastRenderedPageBreak/>
-        <w:t>Civil Rule 60(b)</w:t>
-      </w:r>
-    </w:p>
-    <w:p>
-      <w:pPr>
-        <w:pStyle w:val="Body"/>
-      </w:pPr>
-      <w:r>
-        <w:t>The court made a mistake listed below.</w:t>
-      </w:r>
-    </w:p>
-    <w:p>
-      <w:pPr>
-        <w:pStyle w:val="Body"/>
-      </w:pPr>
-      <w:r>
-        <w:t xml:space="preserve">For the first 3 types of mistakes, you must file your </w:t>
-      </w:r>
-      <w:r>
-        <w:rPr>
-          <w:b/>
-        </w:rPr>
-        <w:t>Motion to Set Aside</w:t>
-      </w:r>
-    </w:p>
-    <w:p>
-      <w:pPr>
-        <w:pStyle w:val="Body"/>
-      </w:pPr>
-      <w:r>
-        <w:t xml:space="preserve">Within </w:t>
-      </w:r>
-      <w:r>
         <w:rPr>
           <w:b/>
           <w:bCs/>
         </w:rPr>
-        <w:t>1 year</w:t>
-      </w:r>
-      <w:r>
-        <w:t xml:space="preserve"> of the date the court sent the order to you, </w:t>
-      </w:r>
+      </w:pPr>
       <w:r>
         <w:rPr>
           <w:b/>
+          <w:bCs/>
         </w:rPr>
-        <w:t>and</w:t>
+        <w:t>Civil Rule 60(a)</w:t>
       </w:r>
     </w:p>
     <w:p>
@@ -446,267 +156,358 @@
         <w:pStyle w:val="Body"/>
       </w:pPr>
       <w:r>
-        <w:t>The amount of time before you file must be "reasonable.”</w:t>
-      </w:r>
-    </w:p>
-    <w:p>
-      <w:pPr>
-        <w:pStyle w:val="ListParagraphNumbered"/>
+        <w:t>You can ask a judge to set aside a final judgment or order if the court made a clerical mistake or accidentally left something out of a document. If the judge agrees there was a clerical mistake, they will correct the problem. They will not set aside the entire judgment or order.</w:t>
+      </w:r>
+    </w:p>
+    <w:p>
+      <w:pPr>
+        <w:pStyle w:val="Example"/>
+      </w:pPr>
+      <w:r>
+        <w:t>Examples when the judge may agree to fix a mistake on an order</w:t>
+      </w:r>
+    </w:p>
+    <w:p>
+      <w:pPr>
+        <w:pStyle w:val="Example-bulleted"/>
+      </w:pPr>
+      <w:r>
+        <w:t>The order has the wrong birthday for one of your children.</w:t>
+      </w:r>
+    </w:p>
+    <w:p>
+      <w:pPr>
+        <w:pStyle w:val="Example-bulleted"/>
+      </w:pPr>
+      <w:r>
+        <w:t>The order was sent to both parents on January 4, 202</w:t>
+      </w:r>
+      <w:r>
+        <w:t>6</w:t>
+      </w:r>
+      <w:r>
+        <w:t>, but the date on the order is January 4, 202</w:t>
+      </w:r>
+      <w:r>
+        <w:t>5</w:t>
+      </w:r>
+      <w:r>
+        <w:t>.</w:t>
+      </w:r>
+    </w:p>
+    <w:p>
+      <w:pPr>
+        <w:pStyle w:val="Body"/>
+        <w:rPr>
+          <w:b/>
+          <w:bCs/>
+        </w:rPr>
+      </w:pPr>
+      <w:r>
+        <w:rPr>
+          <w:b/>
+          <w:bCs/>
+        </w:rPr>
+        <w:t>Civil Rule 60(b)</w:t>
+      </w:r>
+    </w:p>
+    <w:p>
+      <w:pPr>
+        <w:pStyle w:val="Body"/>
+      </w:pPr>
+      <w:r>
+        <w:t>You can ask a judge to set aside a final judgment or order if there is a problem with it. The 6 types of problems are listed below.</w:t>
+      </w:r>
+    </w:p>
+    <w:p>
+      <w:pPr>
+        <w:pStyle w:val="Body"/>
+      </w:pPr>
+      <w:commentRangeStart w:id="1"/>
+      <w:r>
+        <w:t>For problems 1, 2, and 3, you must file your Motion to Set Aside</w:t>
+      </w:r>
+      <w:commentRangeEnd w:id="1"/>
+      <w:r>
+        <w:rPr>
+          <w:rStyle w:val="CommentReference"/>
+          <w:rFonts w:ascii="Arial" w:eastAsia="Arial" w:hAnsi="Arial" w:cs="Arial"/>
+        </w:rPr>
+        <w:commentReference w:id="1"/>
+      </w:r>
+    </w:p>
+    <w:p>
+      <w:pPr>
+        <w:pStyle w:val="Body"/>
         <w:numPr>
           <w:ilvl w:val="0"/>
-          <w:numId w:val="42"/>
+          <w:numId w:val="43"/>
         </w:numPr>
-        <w:suppressAutoHyphens/>
-        <w:autoSpaceDE/>
-        <w:autoSpaceDN/>
-        <w:spacing w:beforeAutospacing="1" w:afterAutospacing="1"/>
-        <w:ind w:left="402"/>
-      </w:pPr>
-      <w:r>
-        <w:t>Inadvertence, surprise or excusable neglect:</w:t>
-      </w:r>
-    </w:p>
-    <w:p>
-      <w:pPr>
-        <w:pStyle w:val="ListParagraph"/>
+        <w:ind w:left="360"/>
+      </w:pPr>
+      <w:r>
+        <w:t>One</w:t>
+      </w:r>
+      <w:r>
+        <w:t xml:space="preserve"> year or less from the date the court made the final orders in your case, and</w:t>
+      </w:r>
+      <w:r>
+        <w:t xml:space="preserve"> </w:t>
+      </w:r>
+    </w:p>
+    <w:p>
+      <w:pPr>
+        <w:pStyle w:val="Body"/>
         <w:numPr>
           <w:ilvl w:val="0"/>
-          <w:numId w:val="41"/>
+          <w:numId w:val="43"/>
         </w:numPr>
-        <w:suppressAutoHyphens/>
-        <w:autoSpaceDE/>
-        <w:autoSpaceDN/>
-        <w:spacing w:beforeAutospacing="1" w:after="0" w:afterAutospacing="1"/>
-      </w:pPr>
-      <w:r>
-        <w:t>A parent made a mistake or did not pay close attention -inadvertence,</w:t>
-      </w:r>
-    </w:p>
-    <w:p>
-      <w:pPr>
-        <w:pStyle w:val="ListParagraph"/>
+        <w:ind w:left="360"/>
+      </w:pPr>
+      <w:r>
+        <w:t>within a "reasonable time."</w:t>
+      </w:r>
+    </w:p>
+    <w:p>
+      <w:pPr>
+        <w:pStyle w:val="Body"/>
+      </w:pPr>
+      <w:r>
+        <w:t>The judge decides if you filed your motion within a reasonable time. The judge may decide not to set aside the order if you file after a reasonable time has passed, even if your reason for filing is a good one.</w:t>
+      </w:r>
+    </w:p>
+    <w:p>
+      <w:pPr>
+        <w:pStyle w:val="Body"/>
+      </w:pPr>
+      <w:r>
+        <w:t>The date of the final orders is usually the date the court sent the order to you. It is in the box at the bottom of the last page of your order.</w:t>
+      </w:r>
+    </w:p>
+    <w:p>
+      <w:pPr>
+        <w:pStyle w:val="Body"/>
+      </w:pPr>
+      <w:r>
+        <w:t xml:space="preserve">{% for </w:t>
+      </w:r>
+      <w:proofErr w:type="spellStart"/>
+      <w:r>
+        <w:t>image_data</w:t>
+      </w:r>
+      <w:proofErr w:type="spellEnd"/>
+      <w:r>
+        <w:t xml:space="preserve"> in </w:t>
+      </w:r>
+      <w:proofErr w:type="spellStart"/>
+      <w:r>
+        <w:t>distribution_certificate_list</w:t>
+      </w:r>
+      <w:proofErr w:type="spellEnd"/>
+      <w:r>
+        <w:t xml:space="preserve"> %}</w:t>
+      </w:r>
+    </w:p>
+    <w:p>
+      <w:pPr>
+        <w:pStyle w:val="Body"/>
+      </w:pPr>
+      <w:r>
+        <w:lastRenderedPageBreak/>
+        <w:t xml:space="preserve">{{ </w:t>
+      </w:r>
+      <w:proofErr w:type="spellStart"/>
+      <w:r>
+        <w:t>image_data</w:t>
+      </w:r>
+      <w:proofErr w:type="spellEnd"/>
+      <w:r>
+        <w:t>['text'] }}</w:t>
+      </w:r>
+    </w:p>
+    <w:p>
+      <w:pPr>
+        <w:pStyle w:val="Body"/>
+      </w:pPr>
+      <w:r>
+        <w:t xml:space="preserve">{{ </w:t>
+      </w:r>
+      <w:proofErr w:type="spellStart"/>
+      <w:r>
+        <w:t>image_data</w:t>
+      </w:r>
+      <w:proofErr w:type="spellEnd"/>
+      <w:r>
+        <w:t>['image'].show(width='5in%') }}</w:t>
+      </w:r>
+    </w:p>
+    <w:p>
+      <w:pPr>
+        <w:pStyle w:val="Body"/>
+      </w:pPr>
+      <w:r>
+        <w:t xml:space="preserve">{% </w:t>
+      </w:r>
+      <w:proofErr w:type="spellStart"/>
+      <w:r>
+        <w:t>endfor</w:t>
+      </w:r>
+      <w:proofErr w:type="spellEnd"/>
+      <w:r>
+        <w:t xml:space="preserve"> %}</w:t>
+      </w:r>
+    </w:p>
+    <w:p>
+      <w:pPr>
+        <w:pStyle w:val="Body"/>
+      </w:pPr>
+      <w:r>
+        <w:t>Problem 1 (file within 1 year): Inadvertence, surprise, or excusable neglect:</w:t>
+      </w:r>
+    </w:p>
+    <w:p>
+      <w:pPr>
+        <w:pStyle w:val="Body"/>
         <w:numPr>
           <w:ilvl w:val="0"/>
-          <w:numId w:val="41"/>
+          <w:numId w:val="44"/>
         </w:numPr>
-        <w:suppressAutoHyphens/>
-        <w:autoSpaceDE/>
-        <w:autoSpaceDN/>
-        <w:spacing w:before="0" w:beforeAutospacing="1" w:after="0" w:afterAutospacing="1"/>
-      </w:pPr>
-      <w:r>
-        <w:t>An unexpected action, sudden confusion or an unanticipated event - surprise, or</w:t>
-      </w:r>
-    </w:p>
-    <w:p>
-      <w:pPr>
-        <w:pStyle w:val="ListParagraph"/>
+        <w:ind w:left="360"/>
+      </w:pPr>
+      <w:r>
+        <w:t>A parent made a mistake or did not pay close attention -inadvertence,</w:t>
+      </w:r>
+    </w:p>
+    <w:p>
+      <w:pPr>
+        <w:pStyle w:val="Body"/>
         <w:numPr>
           <w:ilvl w:val="0"/>
-          <w:numId w:val="41"/>
+          <w:numId w:val="44"/>
         </w:numPr>
-        <w:suppressAutoHyphens/>
-        <w:autoSpaceDE/>
-        <w:autoSpaceDN/>
-        <w:spacing w:before="0" w:beforeAutospacing="1" w:afterAutospacing="1"/>
-      </w:pPr>
-      <w:r>
-        <w:t>A legitimate excuse for failing to take required action - excusable neglect.</w:t>
-      </w:r>
-    </w:p>
-    <w:p>
-      <w:pPr>
-        <w:pStyle w:val="Heading4"/>
-      </w:pPr>
-      <w:r>
-        <w:t>For example</w:t>
+        <w:ind w:left="360"/>
+      </w:pPr>
+      <w:r>
+        <w:t xml:space="preserve">An unexpected action, sudden confusion, or an unanticipated event - surprise, or </w:t>
       </w:r>
     </w:p>
     <w:p>
       <w:pPr>
         <w:pStyle w:val="Body"/>
-      </w:pPr>
-      <w:r>
-        <w:t>You ask the judge to set aside the decision made at a hearing you missed because:</w:t>
-      </w:r>
-    </w:p>
-    <w:p>
-      <w:pPr>
-        <w:pStyle w:val="ListParagraph"/>
         <w:numPr>
           <w:ilvl w:val="0"/>
-          <w:numId w:val="41"/>
+          <w:numId w:val="44"/>
         </w:numPr>
-        <w:suppressAutoHyphens/>
-        <w:autoSpaceDE/>
-        <w:autoSpaceDN/>
-        <w:spacing w:beforeAutospacing="1" w:after="0" w:afterAutospacing="1"/>
-      </w:pPr>
-      <w:r>
-        <w:t>You had a heart attack the day before, and</w:t>
-      </w:r>
-    </w:p>
-    <w:p>
-      <w:pPr>
-        <w:pStyle w:val="ListParagraph"/>
-        <w:numPr>
-          <w:ilvl w:val="0"/>
-          <w:numId w:val="41"/>
-        </w:numPr>
-        <w:suppressAutoHyphens/>
-        <w:autoSpaceDE/>
-        <w:autoSpaceDN/>
-        <w:spacing w:before="0" w:beforeAutospacing="1" w:afterAutospacing="1"/>
-      </w:pPr>
-      <w:r>
-        <w:t>You were in the ICU, so you could not attend.</w:t>
-      </w:r>
-    </w:p>
-    <w:p>
-      <w:pPr>
-        <w:pStyle w:val="ListParagraphNumbered"/>
-        <w:numPr>
-          <w:ilvl w:val="0"/>
-          <w:numId w:val="42"/>
-        </w:numPr>
-        <w:suppressAutoHyphens/>
-        <w:autoSpaceDE/>
-        <w:autoSpaceDN/>
-        <w:spacing w:beforeAutospacing="1" w:afterAutospacing="1"/>
-        <w:ind w:left="402"/>
+        <w:ind w:left="360"/>
+      </w:pPr>
+      <w:r>
+        <w:t>A legitimate excuse for failing to take required action - excusable neglect.</w:t>
+      </w:r>
+    </w:p>
+    <w:p>
+      <w:pPr>
+        <w:pStyle w:val="Example"/>
+      </w:pPr>
+      <w:r>
+        <w:t>An example when the judge may agree to set aside a judgment or order</w:t>
+      </w:r>
+    </w:p>
+    <w:p>
+      <w:pPr>
+        <w:pStyle w:val="Example-bulleted"/>
+      </w:pPr>
+      <w:r>
+        <w:t>The court entered a default judgment against you because you did not file any response in the case, but:</w:t>
+      </w:r>
+    </w:p>
+    <w:p>
+      <w:pPr>
+        <w:pStyle w:val="Example-bulleted"/>
+      </w:pPr>
+      <w:r>
+        <w:t>you were not properly served the Complaint and other paperwork that started the case, and</w:t>
+      </w:r>
+    </w:p>
+    <w:p>
+      <w:pPr>
+        <w:pStyle w:val="Example-bulleted"/>
+      </w:pPr>
+      <w:r>
+        <w:t>you did not know about the case.</w:t>
+      </w:r>
+    </w:p>
+    <w:p>
+      <w:pPr>
+        <w:pStyle w:val="Body"/>
+      </w:pPr>
+      <w:r>
+        <w:t>Problem 2 (file within 1 year): Newly discovered evidence which could not have been discovered by taking reasonable steps within the 10 days allowed to request a new trial.</w:t>
+      </w:r>
+    </w:p>
+    <w:p>
+      <w:pPr>
+        <w:pStyle w:val="Example"/>
+      </w:pPr>
+      <w:r>
+        <w:t>An example when the judge may agree to set aside a judgment or order</w:t>
+      </w:r>
+    </w:p>
+    <w:p>
+      <w:pPr>
+        <w:pStyle w:val="Example-bulleted"/>
+      </w:pPr>
+      <w:r>
+        <w:t>You gave your spouse $1,000 before the trial to pay the property taxes on your marital home, and</w:t>
+      </w:r>
+    </w:p>
+    <w:p>
+      <w:pPr>
+        <w:pStyle w:val="Example-bulleted"/>
+      </w:pPr>
+      <w:r>
+        <w:t>1 month after trial you get a letter from the IRS stating your spouse did not pay the taxes.</w:t>
+      </w:r>
+    </w:p>
+    <w:p>
+      <w:pPr>
+        <w:pStyle w:val="Body"/>
+      </w:pPr>
+      <w:r>
+        <w:t>Problem 3 (file within 1 year): Fraud, misrepresentation, or other misconduct from the other side.</w:t>
+      </w:r>
+    </w:p>
+    <w:p>
+      <w:pPr>
+        <w:pStyle w:val="Example"/>
+      </w:pPr>
+      <w:r>
+        <w:t>An example when the judge may agree to set aside a judgment or order</w:t>
+      </w:r>
+    </w:p>
+    <w:p>
+      <w:pPr>
+        <w:pStyle w:val="Exampleparagraph"/>
+      </w:pPr>
+      <w:r>
+        <w:t>One spouse forges an appraisal of the marital home and uses it as evidence at the divorce trial to argue the value of the house.</w:t>
+      </w:r>
+    </w:p>
+    <w:p>
+      <w:pPr>
+        <w:pStyle w:val="Body"/>
+      </w:pPr>
+      <w:r>
+        <w:t xml:space="preserve">For problems 4, 5, and 6, you must file your </w:t>
+      </w:r>
+      <w:r>
         <w:rPr>
-          <w:b w:val="0"/>
+          <w:b/>
+          <w:bCs/>
         </w:rPr>
-      </w:pPr>
-      <w:r>
-        <w:t>Newly discovered evidence which could not have been discovered by taking reasonable steps within the 10 days allowed to request a new trial.</w:t>
-      </w:r>
-    </w:p>
-    <w:p>
-      <w:pPr>
-        <w:pStyle w:val="Heading4"/>
-        <w:rPr>
-          <w:color w:val="202529"/>
-        </w:rPr>
-      </w:pPr>
-      <w:r>
-        <w:t>For example</w:t>
-      </w:r>
-    </w:p>
-    <w:p>
-      <w:pPr>
-        <w:pStyle w:val="ListParagraph"/>
-        <w:numPr>
-          <w:ilvl w:val="0"/>
-          <w:numId w:val="41"/>
-        </w:numPr>
-        <w:suppressAutoHyphens/>
-        <w:autoSpaceDE/>
-        <w:autoSpaceDN/>
-        <w:spacing w:beforeAutospacing="1" w:after="0" w:afterAutospacing="1"/>
-      </w:pPr>
-      <w:r>
-        <w:rPr>
-          <w:rFonts w:eastAsia="Times New Roman"/>
-          <w:color w:val="000000"/>
-        </w:rPr>
-        <w:t>You gave your spouse $1,000 before the trial to pay the property taxes on your marital home, and</w:t>
-      </w:r>
-    </w:p>
-    <w:p>
-      <w:pPr>
-        <w:pStyle w:val="ListParagraph"/>
-        <w:numPr>
-          <w:ilvl w:val="0"/>
-          <w:numId w:val="41"/>
-        </w:numPr>
-        <w:suppressAutoHyphens/>
-        <w:autoSpaceDE/>
-        <w:autoSpaceDN/>
-        <w:spacing w:before="0" w:beforeAutospacing="1" w:afterAutospacing="1"/>
-      </w:pPr>
-      <w:r>
-        <w:rPr>
-          <w:rFonts w:eastAsia="Times New Roman"/>
-          <w:color w:val="000000"/>
-        </w:rPr>
-        <w:t>1</w:t>
-      </w:r>
-      <w:r>
-        <w:rPr>
-          <w:color w:val="000000"/>
-        </w:rPr>
-        <w:t xml:space="preserve"> month after trial </w:t>
-      </w:r>
-      <w:r>
-        <w:rPr>
-          <w:rFonts w:eastAsia="Times New Roman"/>
-          <w:color w:val="000000"/>
-        </w:rPr>
-        <w:t>you learn your spouse did not pay the taxes</w:t>
-      </w:r>
-      <w:r>
-        <w:rPr>
-          <w:color w:val="000000"/>
-        </w:rPr>
-        <w:t>.</w:t>
-      </w:r>
-    </w:p>
-    <w:p>
-      <w:pPr>
-        <w:pStyle w:val="ListParagraphNumbered"/>
-        <w:numPr>
-          <w:ilvl w:val="0"/>
-          <w:numId w:val="42"/>
-        </w:numPr>
-        <w:suppressAutoHyphens/>
-        <w:autoSpaceDE/>
-        <w:autoSpaceDN/>
-        <w:spacing w:beforeAutospacing="1" w:afterAutospacing="1"/>
-        <w:ind w:left="402"/>
-        <w:rPr>
-          <w:b w:val="0"/>
-        </w:rPr>
-      </w:pPr>
-      <w:r>
-        <w:t>Fraud, misrepresentation, or other misconduct from the other side.</w:t>
-      </w:r>
-    </w:p>
-    <w:p>
-      <w:pPr>
-        <w:pStyle w:val="Heading4"/>
-        <w:rPr>
-          <w:color w:val="202529"/>
-        </w:rPr>
-      </w:pPr>
-      <w:r>
-        <w:t>For example</w:t>
-      </w:r>
-    </w:p>
-    <w:p>
-      <w:pPr>
-        <w:pStyle w:val="ExampleorImportantblock"/>
-        <w:rPr>
-          <w:rFonts w:eastAsia="Calibri"/>
-        </w:rPr>
-      </w:pPr>
-      <w:r>
-        <w:t>One spouse</w:t>
-      </w:r>
-      <w:r>
-        <w:rPr>
-          <w:rFonts w:eastAsia="Calibri"/>
-        </w:rPr>
-        <w:t xml:space="preserve"> forges </w:t>
-      </w:r>
-      <w:r>
-        <w:t>an appraisal of the marital home and uses it as evidence at the divorce trial to argue the value of the house</w:t>
-      </w:r>
-      <w:r>
-        <w:rPr>
-          <w:rFonts w:eastAsia="Calibri"/>
-        </w:rPr>
-        <w:t>.</w:t>
+        <w:t>Motion to Set Aside</w:t>
+      </w:r>
+      <w:r>
+        <w:t xml:space="preserve"> within a "reasonable time." </w:t>
       </w:r>
     </w:p>
     <w:p>
@@ -714,246 +515,56 @@
         <w:pStyle w:val="Body"/>
       </w:pPr>
       <w:r>
-        <w:t>For the next 3 types of mistakes, the amount of time before you file must be "reasonable.”</w:t>
-      </w:r>
-    </w:p>
-    <w:p>
-      <w:pPr>
-        <w:pStyle w:val="ListParagraphNumbered"/>
-        <w:numPr>
-          <w:ilvl w:val="0"/>
-          <w:numId w:val="42"/>
-        </w:numPr>
-        <w:suppressAutoHyphens/>
-        <w:autoSpaceDE/>
-        <w:autoSpaceDN/>
-        <w:spacing w:beforeAutospacing="1" w:afterAutospacing="1"/>
-        <w:ind w:left="402"/>
-        <w:rPr>
-          <w:b w:val="0"/>
-        </w:rPr>
-      </w:pPr>
-      <w:r>
-        <w:t>The judgment is void.</w:t>
-      </w:r>
-    </w:p>
-    <w:p>
-      <w:pPr>
-        <w:pStyle w:val="Heading4"/>
-      </w:pPr>
-      <w:r>
-        <w:t>For example</w:t>
-      </w:r>
-    </w:p>
-    <w:p>
-      <w:pPr>
-        <w:pStyle w:val="ListParagraph"/>
-        <w:numPr>
-          <w:ilvl w:val="0"/>
-          <w:numId w:val="41"/>
-        </w:numPr>
-        <w:suppressAutoHyphens/>
-        <w:autoSpaceDE/>
-        <w:autoSpaceDN/>
-        <w:spacing w:beforeAutospacing="1" w:after="0" w:afterAutospacing="1"/>
-      </w:pPr>
-      <w:r>
-        <w:rPr>
-          <w:rFonts w:eastAsia="Times New Roman"/>
-          <w:color w:val="000000"/>
-        </w:rPr>
+        <w:t>The judge decides if you filed your motion within a reasonable time. The judge may decide not to set aside the order if you file after a reasonable time has passed, even if your reason for filing is a good one.</w:t>
+      </w:r>
+    </w:p>
+    <w:p>
+      <w:pPr>
+        <w:pStyle w:val="Body"/>
+      </w:pPr>
+      <w:r>
+        <w:t>Problem 4 (file within a reasonable time): The judgment is void.</w:t>
+      </w:r>
+    </w:p>
+    <w:p>
+      <w:pPr>
+        <w:pStyle w:val="Example"/>
+      </w:pPr>
+      <w:r>
+        <w:t>An example when the judge may agree to set aside a judgment or order</w:t>
+      </w:r>
+    </w:p>
+    <w:p>
+      <w:pPr>
+        <w:pStyle w:val="Example-bulleted"/>
+      </w:pPr>
+      <w:r>
         <w:lastRenderedPageBreak/>
         <w:t>An Alaska court generally does not have the authority or "jurisdiction" to make a parenting plan for a child who has lived in another state for the past 6 or more months.</w:t>
       </w:r>
     </w:p>
     <w:p>
       <w:pPr>
-        <w:pStyle w:val="ListParagraph"/>
-        <w:numPr>
-          <w:ilvl w:val="0"/>
-          <w:numId w:val="41"/>
-        </w:numPr>
-        <w:suppressAutoHyphens/>
-        <w:autoSpaceDE/>
-        <w:autoSpaceDN/>
-        <w:spacing w:before="0" w:beforeAutospacing="1" w:after="0" w:afterAutospacing="1"/>
-      </w:pPr>
-      <w:r>
-        <w:rPr>
-          <w:rFonts w:eastAsia="Times New Roman"/>
-          <w:color w:val="000000"/>
-        </w:rPr>
-        <w:t xml:space="preserve">If a child was </w:t>
-      </w:r>
-      <w:r>
-        <w:rPr>
-          <w:color w:val="000000"/>
-        </w:rPr>
-        <w:t xml:space="preserve">living in Oregon for 6 months before the </w:t>
-      </w:r>
-      <w:r>
-        <w:rPr>
-          <w:rFonts w:eastAsia="Times New Roman"/>
-          <w:color w:val="000000"/>
-        </w:rPr>
-        <w:t>divorce</w:t>
-      </w:r>
-      <w:r>
-        <w:rPr>
-          <w:color w:val="000000"/>
-        </w:rPr>
-        <w:t xml:space="preserve"> case</w:t>
-      </w:r>
-      <w:r>
-        <w:rPr>
-          <w:rFonts w:eastAsia="Times New Roman"/>
-          <w:color w:val="000000"/>
-        </w:rPr>
-        <w:t xml:space="preserve"> started, and</w:t>
-      </w:r>
-    </w:p>
-    <w:p>
-      <w:pPr>
-        <w:pStyle w:val="ListParagraph"/>
-        <w:numPr>
-          <w:ilvl w:val="0"/>
-          <w:numId w:val="41"/>
-        </w:numPr>
-        <w:suppressAutoHyphens/>
-        <w:autoSpaceDE/>
-        <w:autoSpaceDN/>
-        <w:spacing w:before="0" w:beforeAutospacing="1" w:after="0" w:afterAutospacing="1"/>
-        <w:rPr>
-          <w:rFonts w:eastAsia="Times New Roman"/>
-          <w:color w:val="000000"/>
-        </w:rPr>
-      </w:pPr>
-      <w:r>
-        <w:rPr>
-          <w:rFonts w:eastAsia="Times New Roman"/>
-          <w:color w:val="000000"/>
-        </w:rPr>
-        <w:t>A parent hid this detail from</w:t>
-      </w:r>
-      <w:r>
-        <w:rPr>
-          <w:color w:val="000000"/>
-        </w:rPr>
-        <w:t xml:space="preserve"> the</w:t>
-      </w:r>
-      <w:r>
-        <w:rPr>
-          <w:rFonts w:eastAsia="Times New Roman"/>
-          <w:color w:val="000000"/>
-        </w:rPr>
-        <w:t xml:space="preserve"> other parent and the court,</w:t>
-      </w:r>
-    </w:p>
-    <w:p>
-      <w:pPr>
-        <w:pStyle w:val="ListParagraph"/>
-        <w:numPr>
-          <w:ilvl w:val="0"/>
-          <w:numId w:val="41"/>
-        </w:numPr>
-        <w:suppressAutoHyphens/>
-        <w:autoSpaceDE/>
-        <w:autoSpaceDN/>
-        <w:spacing w:before="0" w:beforeAutospacing="1" w:afterAutospacing="1"/>
-      </w:pPr>
-      <w:r>
-        <w:rPr>
-          <w:rFonts w:eastAsia="Times New Roman"/>
-          <w:color w:val="000000"/>
-        </w:rPr>
-        <w:t>The</w:t>
-      </w:r>
-      <w:r>
-        <w:rPr>
-          <w:color w:val="000000"/>
-        </w:rPr>
-        <w:t xml:space="preserve"> parenting plan order would be void</w:t>
-      </w:r>
-      <w:r>
-        <w:rPr>
-          <w:rFonts w:eastAsia="Times New Roman"/>
-          <w:color w:val="000000"/>
-        </w:rPr>
-        <w:t xml:space="preserve"> because the court did not have jurisdiction to decide the parenting plan</w:t>
-      </w:r>
-      <w:r>
-        <w:rPr>
-          <w:color w:val="000000"/>
-        </w:rPr>
-        <w:t>.</w:t>
-      </w:r>
-    </w:p>
-    <w:p>
-      <w:pPr>
-        <w:pStyle w:val="ListParagraphNumbered"/>
-        <w:numPr>
-          <w:ilvl w:val="0"/>
-          <w:numId w:val="42"/>
-        </w:numPr>
-        <w:suppressAutoHyphens/>
-        <w:autoSpaceDE/>
-        <w:autoSpaceDN/>
-        <w:spacing w:beforeAutospacing="1" w:afterAutospacing="1"/>
-        <w:ind w:left="402"/>
-        <w:rPr>
-          <w:b w:val="0"/>
-        </w:rPr>
-      </w:pPr>
-      <w:r>
-        <w:t>The judgment has been satisfied, released or discharged, or a prior judgment upon which it is based has been reversed or otherwise vacated or it is no longer fair that the judgment should apply at this time.</w:t>
-      </w:r>
-    </w:p>
-    <w:p>
-      <w:pPr>
-        <w:pStyle w:val="Heading4"/>
-        <w:rPr>
-          <w:color w:val="202529"/>
-        </w:rPr>
-      </w:pPr>
-      <w:r>
-        <w:t>For example</w:t>
-      </w:r>
-    </w:p>
-    <w:p>
-      <w:pPr>
-        <w:pStyle w:val="ListParagraph"/>
-        <w:numPr>
-          <w:ilvl w:val="0"/>
-          <w:numId w:val="41"/>
-        </w:numPr>
-        <w:suppressAutoHyphens/>
-        <w:autoSpaceDE/>
-        <w:autoSpaceDN/>
-        <w:spacing w:beforeAutospacing="1" w:afterAutospacing="1"/>
-      </w:pPr>
-      <w:r>
-        <w:rPr>
-          <w:rFonts w:eastAsia="Times New Roman"/>
-          <w:color w:val="000000"/>
-        </w:rPr>
-        <w:t>The court orders a parent to pay child support. The child files for Emancipation and the judge grants it. Parents do not have to support their emancipated child. The child support judgment would be released or discharged.</w:t>
-      </w:r>
-    </w:p>
-    <w:p>
-      <w:pPr>
-        <w:pStyle w:val="ListParagraphNumbered"/>
-        <w:numPr>
-          <w:ilvl w:val="0"/>
-          <w:numId w:val="42"/>
-        </w:numPr>
-        <w:suppressAutoHyphens/>
-        <w:autoSpaceDE/>
-        <w:autoSpaceDN/>
-        <w:spacing w:beforeAutospacing="1" w:afterAutospacing="1"/>
-        <w:ind w:left="402"/>
-      </w:pPr>
-      <w:r>
-        <w:t>Any other reason justifying relief from the judgment.</w:t>
+        <w:pStyle w:val="Example-bulleted"/>
+      </w:pPr>
+      <w:r>
+        <w:t>If a child was living in Oregon for 6 months before the divorce case started, and</w:t>
+      </w:r>
+    </w:p>
+    <w:p>
+      <w:pPr>
+        <w:pStyle w:val="Example-bulleted"/>
+      </w:pPr>
+      <w:r>
+        <w:t>A parent hid this detail from the other parent and the court,</w:t>
+      </w:r>
+    </w:p>
+    <w:p>
+      <w:pPr>
+        <w:pStyle w:val="Example-bulleted"/>
+      </w:pPr>
+      <w:r>
+        <w:t>The parenting plan order may be void if the court did not have jurisdiction to decide the parenting plan.</w:t>
       </w:r>
     </w:p>
     <w:p>
@@ -961,20 +572,55 @@
         <w:pStyle w:val="Body"/>
       </w:pPr>
       <w:r>
-        <w:t xml:space="preserve">You may be able to come up with a different good reason the judge should start the case over again. But your reason </w:t>
-      </w:r>
-      <w:r>
-        <w:rPr>
-          <w:rFonts w:eastAsia="Times New Roman"/>
-          <w:color w:val="000000"/>
-        </w:rPr>
-        <w:t>cannot</w:t>
-      </w:r>
-      <w:r>
-        <w:t xml:space="preserve"> be any of the 6 listed above – it must be something different.</w:t>
-      </w:r>
-      <w:r>
-        <w:t xml:space="preserve"> </w:t>
+        <w:t>Problem 5 (file within a reasonable time): The judgment has been satisfied, released or discharged, or a prior judgment upon which it is based has been reversed or otherwise vacated or it is no longer fair that the judgment should apply at this time.</w:t>
+      </w:r>
+    </w:p>
+    <w:p>
+      <w:pPr>
+        <w:pStyle w:val="Example"/>
+      </w:pPr>
+      <w:r>
+        <w:t>An example when the judge may agree to set aside a judgment or order</w:t>
+      </w:r>
+    </w:p>
+    <w:p>
+      <w:pPr>
+        <w:pStyle w:val="Example-bulleted"/>
+      </w:pPr>
+      <w:r>
+        <w:t xml:space="preserve">The court orders a parent to pay child support. </w:t>
+      </w:r>
+    </w:p>
+    <w:p>
+      <w:pPr>
+        <w:pStyle w:val="Example-bulleted"/>
+      </w:pPr>
+      <w:r>
+        <w:t xml:space="preserve">The child files for emancipation and the judge grants it. </w:t>
+      </w:r>
+    </w:p>
+    <w:p>
+      <w:pPr>
+        <w:pStyle w:val="Exampleparagraph"/>
+      </w:pPr>
+      <w:r>
+        <w:t>Parents do not have to support their emancipated child. The child support judgment may be released or discharged.</w:t>
+      </w:r>
+    </w:p>
+    <w:p>
+      <w:pPr>
+        <w:pStyle w:val="Body"/>
+      </w:pPr>
+      <w:r>
+        <w:t>Problem 6 (file within a reasonable time): Any other problem justifying relief from the judgment.</w:t>
+      </w:r>
+    </w:p>
+    <w:p>
+      <w:pPr>
+        <w:pStyle w:val="Body"/>
+      </w:pPr>
+      <w:r>
+        <w:t>You may be able to come up with a different good reason the judge should start the case over again. But your reason cannot be any of the 6 listed above - it must be something different.</w:t>
       </w:r>
     </w:p>
     <w:sectPr>
@@ -985,6 +631,75 @@
     </w:sectPr>
   </w:body>
 </w:document>
+</file>
+
+<file path=word/comments.xml><?xml version="1.0" encoding="utf-8"?>
+<w:comments xmlns:wpc="http://schemas.microsoft.com/office/word/2010/wordprocessingCanvas" xmlns:cx="http://schemas.microsoft.com/office/drawing/2014/chartex" xmlns:cx1="http://schemas.microsoft.com/office/drawing/2015/9/8/chartex" xmlns:cx2="http://schemas.microsoft.com/office/drawing/2015/10/21/chartex" xmlns:cx3="http://schemas.microsoft.com/office/drawing/2016/5/9/chartex" xmlns:cx4="http://schemas.microsoft.com/office/drawing/2016/5/10/chartex" xmlns:cx5="http://schemas.microsoft.com/office/drawing/2016/5/11/chartex" xmlns:cx6="http://schemas.microsoft.com/office/drawing/2016/5/12/chartex" xmlns:cx7="http://schemas.microsoft.com/office/drawing/2016/5/13/chartex" xmlns:cx8="http://schemas.microsoft.com/office/drawing/2016/5/14/chartex" xmlns:mc="http://schemas.openxmlformats.org/markup-compatibility/2006" xmlns:aink="http://schemas.microsoft.com/office/drawing/2016/ink" xmlns:am3d="http://schemas.microsoft.com/office/drawing/2017/model3d" xmlns:o="urn:schemas-microsoft-com:office:office" xmlns:r="http://schemas.openxmlformats.org/officeDocument/2006/relationships" xmlns:m="http://schemas.openxmlformats.org/officeDocument/2006/math" xmlns:v="urn:schemas-microsoft-com:vml" xmlns:wp14="http://schemas.microsoft.com/office/word/2010/wordprocessingDrawing" xmlns:wp="http://schemas.openxmlformats.org/drawingml/2006/wordprocessingDrawing" xmlns:w10="urn:schemas-microsoft-com:office:word" xmlns:w="http://schemas.openxmlformats.org/wordprocessingml/2006/main" xmlns:w14="http://schemas.microsoft.com/office/word/2010/wordml" xmlns:w15="http://schemas.microsoft.com/office/word/2012/wordml" xmlns:w16cex="http://schemas.microsoft.com/office/word/2018/wordml/cex" xmlns:w16cid="http://schemas.microsoft.com/office/word/2016/wordml/cid" xmlns:w16="http://schemas.microsoft.com/office/word/2018/wordml" xmlns:w16sdtdh="http://schemas.microsoft.com/office/word/2020/wordml/sdtdatahash" xmlns:w16se="http://schemas.microsoft.com/office/word/2015/wordml/symex" xmlns:wpg="http://schemas.microsoft.com/office/word/2010/wordprocessingGroup" xmlns:wpi="http://schemas.microsoft.com/office/word/2010/wordprocessingInk" xmlns:wne="http://schemas.microsoft.com/office/word/2006/wordml" xmlns:wps="http://schemas.microsoft.com/office/word/2010/wordprocessingShape" mc:Ignorable="w14 w15 w16se w16cid w16 w16cex w16sdtdh wp14">
+  <w:comment w:id="0" w:author="Caroline Robinson" w:date="2026-08-14T10:44:00Z" w:initials="CR">
+    <w:p>
+      <w:pPr>
+        <w:pStyle w:val="CommentText"/>
+      </w:pPr>
+      <w:r>
+        <w:rPr>
+          <w:rStyle w:val="CommentReference"/>
+        </w:rPr>
+        <w:annotationRef/>
+      </w:r>
+      <w:r>
+        <w:t>Pick on or the other  here.</w:t>
+      </w:r>
+    </w:p>
+  </w:comment>
+  <w:comment w:id="1" w:author="Caroline Robinson" w:date="2026-08-14T11:26:00Z" w:initials="CR">
+    <w:p>
+      <w:pPr>
+        <w:pStyle w:val="CommentText"/>
+      </w:pPr>
+      <w:r>
+        <w:rPr>
+          <w:rStyle w:val="CommentReference"/>
+        </w:rPr>
+        <w:annotationRef/>
+      </w:r>
+      <w:r>
+        <w:t xml:space="preserve">Use formatting from </w:t>
+      </w:r>
+      <w:r>
+        <w:t>"G:\Family Law\Legal Navigator\A Interviews\Changing Custody Order\drafts\docx\Action Plans\</w:t>
+      </w:r>
+      <w:proofErr w:type="spellStart"/>
+      <w:r>
+        <w:t>changing_child_custody_action_plan</w:t>
+      </w:r>
+      <w:proofErr w:type="spellEnd"/>
+      <w:r>
+        <w:t xml:space="preserve"> 2025-03-31.docx"</w:t>
+      </w:r>
+    </w:p>
+  </w:comment>
+</w:comments>
+</file>
+
+<file path=word/commentsExtended.xml><?xml version="1.0" encoding="utf-8"?>
+<w15:commentsEx xmlns:wpc="http://schemas.microsoft.com/office/word/2010/wordprocessingCanvas" xmlns:cx="http://schemas.microsoft.com/office/drawing/2014/chartex" xmlns:cx1="http://schemas.microsoft.com/office/drawing/2015/9/8/chartex" xmlns:cx2="http://schemas.microsoft.com/office/drawing/2015/10/21/chartex" xmlns:cx3="http://schemas.microsoft.com/office/drawing/2016/5/9/chartex" xmlns:cx4="http://schemas.microsoft.com/office/drawing/2016/5/10/chartex" xmlns:cx5="http://schemas.microsoft.com/office/drawing/2016/5/11/chartex" xmlns:cx6="http://schemas.microsoft.com/office/drawing/2016/5/12/chartex" xmlns:cx7="http://schemas.microsoft.com/office/drawing/2016/5/13/chartex" xmlns:cx8="http://schemas.microsoft.com/office/drawing/2016/5/14/chartex" xmlns:mc="http://schemas.openxmlformats.org/markup-compatibility/2006" xmlns:aink="http://schemas.microsoft.com/office/drawing/2016/ink" xmlns:am3d="http://schemas.microsoft.com/office/drawing/2017/model3d" xmlns:o="urn:schemas-microsoft-com:office:office" xmlns:r="http://schemas.openxmlformats.org/officeDocument/2006/relationships" xmlns:m="http://schemas.openxmlformats.org/officeDocument/2006/math" xmlns:v="urn:schemas-microsoft-com:vml" xmlns:wp14="http://schemas.microsoft.com/office/word/2010/wordprocessingDrawing" xmlns:wp="http://schemas.openxmlformats.org/drawingml/2006/wordprocessingDrawing" xmlns:w10="urn:schemas-microsoft-com:office:word" xmlns:w="http://schemas.openxmlformats.org/wordprocessingml/2006/main" xmlns:w14="http://schemas.microsoft.com/office/word/2010/wordml" xmlns:w15="http://schemas.microsoft.com/office/word/2012/wordml" xmlns:w16cex="http://schemas.microsoft.com/office/word/2018/wordml/cex" xmlns:w16cid="http://schemas.microsoft.com/office/word/2016/wordml/cid" xmlns:w16="http://schemas.microsoft.com/office/word/2018/wordml" xmlns:w16sdtdh="http://schemas.microsoft.com/office/word/2020/wordml/sdtdatahash" xmlns:w16se="http://schemas.microsoft.com/office/word/2015/wordml/symex" xmlns:wpg="http://schemas.microsoft.com/office/word/2010/wordprocessingGroup" xmlns:wpi="http://schemas.microsoft.com/office/word/2010/wordprocessingInk" xmlns:wne="http://schemas.microsoft.com/office/word/2006/wordml" xmlns:wps="http://schemas.microsoft.com/office/word/2010/wordprocessingShape" mc:Ignorable="w14 w15 w16se w16cid w16 w16cex w16sdtdh wp14">
+  <w15:commentEx w15:paraId="0BC9E50C" w15:done="0"/>
+  <w15:commentEx w15:paraId="7527677A" w15:done="0"/>
+</w15:commentsEx>
+</file>
+
+<file path=word/commentsExtensible.xml><?xml version="1.0" encoding="utf-8"?>
+<w16cex:commentsExtensible xmlns:wpc="http://schemas.microsoft.com/office/word/2010/wordprocessingCanvas" xmlns:cx="http://schemas.microsoft.com/office/drawing/2014/chartex" xmlns:cx1="http://schemas.microsoft.com/office/drawing/2015/9/8/chartex" xmlns:cx2="http://schemas.microsoft.com/office/drawing/2015/10/21/chartex" xmlns:cx3="http://schemas.microsoft.com/office/drawing/2016/5/9/chartex" xmlns:cx4="http://schemas.microsoft.com/office/drawing/2016/5/10/chartex" xmlns:cx5="http://schemas.microsoft.com/office/drawing/2016/5/11/chartex" xmlns:cx6="http://schemas.microsoft.com/office/drawing/2016/5/12/chartex" xmlns:cx7="http://schemas.microsoft.com/office/drawing/2016/5/13/chartex" xmlns:cx8="http://schemas.microsoft.com/office/drawing/2016/5/14/chartex" xmlns:mc="http://schemas.openxmlformats.org/markup-compatibility/2006" xmlns:aink="http://schemas.microsoft.com/office/drawing/2016/ink" xmlns:am3d="http://schemas.microsoft.com/office/drawing/2017/model3d" xmlns:o="urn:schemas-microsoft-com:office:office" xmlns:r="http://schemas.openxmlformats.org/officeDocument/2006/relationships" xmlns:m="http://schemas.openxmlformats.org/officeDocument/2006/math" xmlns:v="urn:schemas-microsoft-com:vml" xmlns:wp14="http://schemas.microsoft.com/office/word/2010/wordprocessingDrawing" xmlns:wp="http://schemas.openxmlformats.org/drawingml/2006/wordprocessingDrawing" xmlns:w10="urn:schemas-microsoft-com:office:word" xmlns:w="http://schemas.openxmlformats.org/wordprocessingml/2006/main" xmlns:w14="http://schemas.microsoft.com/office/word/2010/wordml" xmlns:w15="http://schemas.microsoft.com/office/word/2012/wordml" xmlns:w16cex="http://schemas.microsoft.com/office/word/2018/wordml/cex" xmlns:w16cid="http://schemas.microsoft.com/office/word/2016/wordml/cid" xmlns:w16="http://schemas.microsoft.com/office/word/2018/wordml" xmlns:w16sdtdh="http://schemas.microsoft.com/office/word/2020/wordml/sdtdatahash" xmlns:w16se="http://schemas.microsoft.com/office/word/2015/wordml/symex" xmlns:wpg="http://schemas.microsoft.com/office/word/2010/wordprocessingGroup" xmlns:wpi="http://schemas.microsoft.com/office/word/2010/wordprocessingInk" xmlns:wne="http://schemas.microsoft.com/office/word/2006/wordml" xmlns:wps="http://schemas.microsoft.com/office/word/2010/wordprocessingShape" mc:Ignorable="w14 w15 w16se w16cid w16 w16cex w16sdtdh wp14">
+  <w16cex:commentExtensible w16cex:durableId="2E297017" w16cex:dateUtc="2026-08-14T18:44:00Z"/>
+  <w16cex:commentExtensible w16cex:durableId="2E2979C9" w16cex:dateUtc="2026-08-14T19:26:00Z"/>
+</w16cex:commentsExtensible>
+</file>
+
+<file path=word/commentsIds.xml><?xml version="1.0" encoding="utf-8"?>
+<w16cid:commentsIds xmlns:wpc="http://schemas.microsoft.com/office/word/2010/wordprocessingCanvas" xmlns:cx="http://schemas.microsoft.com/office/drawing/2014/chartex" xmlns:cx1="http://schemas.microsoft.com/office/drawing/2015/9/8/chartex" xmlns:cx2="http://schemas.microsoft.com/office/drawing/2015/10/21/chartex" xmlns:cx3="http://schemas.microsoft.com/office/drawing/2016/5/9/chartex" xmlns:cx4="http://schemas.microsoft.com/office/drawing/2016/5/10/chartex" xmlns:cx5="http://schemas.microsoft.com/office/drawing/2016/5/11/chartex" xmlns:cx6="http://schemas.microsoft.com/office/drawing/2016/5/12/chartex" xmlns:cx7="http://schemas.microsoft.com/office/drawing/2016/5/13/chartex" xmlns:cx8="http://schemas.microsoft.com/office/drawing/2016/5/14/chartex" xmlns:mc="http://schemas.openxmlformats.org/markup-compatibility/2006" xmlns:aink="http://schemas.microsoft.com/office/drawing/2016/ink" xmlns:am3d="http://schemas.microsoft.com/office/drawing/2017/model3d" xmlns:o="urn:schemas-microsoft-com:office:office" xmlns:r="http://schemas.openxmlformats.org/officeDocument/2006/relationships" xmlns:m="http://schemas.openxmlformats.org/officeDocument/2006/math" xmlns:v="urn:schemas-microsoft-com:vml" xmlns:wp14="http://schemas.microsoft.com/office/word/2010/wordprocessingDrawing" xmlns:wp="http://schemas.openxmlformats.org/drawingml/2006/wordprocessingDrawing" xmlns:w10="urn:schemas-microsoft-com:office:word" xmlns:w="http://schemas.openxmlformats.org/wordprocessingml/2006/main" xmlns:w14="http://schemas.microsoft.com/office/word/2010/wordml" xmlns:w15="http://schemas.microsoft.com/office/word/2012/wordml" xmlns:w16cex="http://schemas.microsoft.com/office/word/2018/wordml/cex" xmlns:w16cid="http://schemas.microsoft.com/office/word/2016/wordml/cid" xmlns:w16="http://schemas.microsoft.com/office/word/2018/wordml" xmlns:w16sdtdh="http://schemas.microsoft.com/office/word/2020/wordml/sdtdatahash" xmlns:w16se="http://schemas.microsoft.com/office/word/2015/wordml/symex" xmlns:wpg="http://schemas.microsoft.com/office/word/2010/wordprocessingGroup" xmlns:wpi="http://schemas.microsoft.com/office/word/2010/wordprocessingInk" xmlns:wne="http://schemas.microsoft.com/office/word/2006/wordml" xmlns:wps="http://schemas.microsoft.com/office/word/2010/wordprocessingShape" mc:Ignorable="w14 w15 w16se w16cid w16 w16cex w16sdtdh wp14">
+  <w16cid:commentId w16cid:paraId="0BC9E50C" w16cid:durableId="2E297017"/>
+  <w16cid:commentId w16cid:paraId="7527677A" w16cid:durableId="2E2979C9"/>
+</w16cid:commentsIds>
 </file>
 
 <file path=word/numbering.xml><?xml version="1.0" encoding="utf-8"?>
@@ -2015,6 +1730,232 @@
     </w:lvl>
   </w:abstractNum>
   <w:abstractNum w:abstractNumId="9" w15:restartNumberingAfterBreak="0">
+    <w:nsid w:val="2AA949E1"/>
+    <w:multiLevelType w:val="hybridMultilevel"/>
+    <w:tmpl w:val="ED58D6BE"/>
+    <w:lvl w:ilvl="0" w:tplc="04090001">
+      <w:start w:val="1"/>
+      <w:numFmt w:val="bullet"/>
+      <w:lvlText w:val=""/>
+      <w:lvlJc w:val="left"/>
+      <w:pPr>
+        <w:ind w:left="720" w:hanging="360"/>
+      </w:pPr>
+      <w:rPr>
+        <w:rFonts w:ascii="Symbol" w:hAnsi="Symbol" w:hint="default"/>
+      </w:rPr>
+    </w:lvl>
+    <w:lvl w:ilvl="1" w:tplc="04090003" w:tentative="1">
+      <w:start w:val="1"/>
+      <w:numFmt w:val="bullet"/>
+      <w:lvlText w:val="o"/>
+      <w:lvlJc w:val="left"/>
+      <w:pPr>
+        <w:ind w:left="1440" w:hanging="360"/>
+      </w:pPr>
+      <w:rPr>
+        <w:rFonts w:ascii="Courier New" w:hAnsi="Courier New" w:cs="Courier New" w:hint="default"/>
+      </w:rPr>
+    </w:lvl>
+    <w:lvl w:ilvl="2" w:tplc="04090005" w:tentative="1">
+      <w:start w:val="1"/>
+      <w:numFmt w:val="bullet"/>
+      <w:lvlText w:val=""/>
+      <w:lvlJc w:val="left"/>
+      <w:pPr>
+        <w:ind w:left="2160" w:hanging="360"/>
+      </w:pPr>
+      <w:rPr>
+        <w:rFonts w:ascii="Wingdings" w:hAnsi="Wingdings" w:hint="default"/>
+      </w:rPr>
+    </w:lvl>
+    <w:lvl w:ilvl="3" w:tplc="04090001" w:tentative="1">
+      <w:start w:val="1"/>
+      <w:numFmt w:val="bullet"/>
+      <w:lvlText w:val=""/>
+      <w:lvlJc w:val="left"/>
+      <w:pPr>
+        <w:ind w:left="2880" w:hanging="360"/>
+      </w:pPr>
+      <w:rPr>
+        <w:rFonts w:ascii="Symbol" w:hAnsi="Symbol" w:hint="default"/>
+      </w:rPr>
+    </w:lvl>
+    <w:lvl w:ilvl="4" w:tplc="04090003" w:tentative="1">
+      <w:start w:val="1"/>
+      <w:numFmt w:val="bullet"/>
+      <w:lvlText w:val="o"/>
+      <w:lvlJc w:val="left"/>
+      <w:pPr>
+        <w:ind w:left="3600" w:hanging="360"/>
+      </w:pPr>
+      <w:rPr>
+        <w:rFonts w:ascii="Courier New" w:hAnsi="Courier New" w:cs="Courier New" w:hint="default"/>
+      </w:rPr>
+    </w:lvl>
+    <w:lvl w:ilvl="5" w:tplc="04090005" w:tentative="1">
+      <w:start w:val="1"/>
+      <w:numFmt w:val="bullet"/>
+      <w:lvlText w:val=""/>
+      <w:lvlJc w:val="left"/>
+      <w:pPr>
+        <w:ind w:left="4320" w:hanging="360"/>
+      </w:pPr>
+      <w:rPr>
+        <w:rFonts w:ascii="Wingdings" w:hAnsi="Wingdings" w:hint="default"/>
+      </w:rPr>
+    </w:lvl>
+    <w:lvl w:ilvl="6" w:tplc="04090001" w:tentative="1">
+      <w:start w:val="1"/>
+      <w:numFmt w:val="bullet"/>
+      <w:lvlText w:val=""/>
+      <w:lvlJc w:val="left"/>
+      <w:pPr>
+        <w:ind w:left="5040" w:hanging="360"/>
+      </w:pPr>
+      <w:rPr>
+        <w:rFonts w:ascii="Symbol" w:hAnsi="Symbol" w:hint="default"/>
+      </w:rPr>
+    </w:lvl>
+    <w:lvl w:ilvl="7" w:tplc="04090003" w:tentative="1">
+      <w:start w:val="1"/>
+      <w:numFmt w:val="bullet"/>
+      <w:lvlText w:val="o"/>
+      <w:lvlJc w:val="left"/>
+      <w:pPr>
+        <w:ind w:left="5760" w:hanging="360"/>
+      </w:pPr>
+      <w:rPr>
+        <w:rFonts w:ascii="Courier New" w:hAnsi="Courier New" w:cs="Courier New" w:hint="default"/>
+      </w:rPr>
+    </w:lvl>
+    <w:lvl w:ilvl="8" w:tplc="04090005" w:tentative="1">
+      <w:start w:val="1"/>
+      <w:numFmt w:val="bullet"/>
+      <w:lvlText w:val=""/>
+      <w:lvlJc w:val="left"/>
+      <w:pPr>
+        <w:ind w:left="6480" w:hanging="360"/>
+      </w:pPr>
+      <w:rPr>
+        <w:rFonts w:ascii="Wingdings" w:hAnsi="Wingdings" w:hint="default"/>
+      </w:rPr>
+    </w:lvl>
+  </w:abstractNum>
+  <w:abstractNum w:abstractNumId="10" w15:restartNumberingAfterBreak="0">
+    <w:nsid w:val="3ED77DD2"/>
+    <w:multiLevelType w:val="hybridMultilevel"/>
+    <w:tmpl w:val="DC72BD22"/>
+    <w:lvl w:ilvl="0" w:tplc="04090001">
+      <w:start w:val="1"/>
+      <w:numFmt w:val="bullet"/>
+      <w:lvlText w:val=""/>
+      <w:lvlJc w:val="left"/>
+      <w:pPr>
+        <w:ind w:left="720" w:hanging="360"/>
+      </w:pPr>
+      <w:rPr>
+        <w:rFonts w:ascii="Symbol" w:hAnsi="Symbol" w:hint="default"/>
+      </w:rPr>
+    </w:lvl>
+    <w:lvl w:ilvl="1" w:tplc="04090003" w:tentative="1">
+      <w:start w:val="1"/>
+      <w:numFmt w:val="bullet"/>
+      <w:lvlText w:val="o"/>
+      <w:lvlJc w:val="left"/>
+      <w:pPr>
+        <w:ind w:left="1440" w:hanging="360"/>
+      </w:pPr>
+      <w:rPr>
+        <w:rFonts w:ascii="Courier New" w:hAnsi="Courier New" w:cs="Courier New" w:hint="default"/>
+      </w:rPr>
+    </w:lvl>
+    <w:lvl w:ilvl="2" w:tplc="04090005" w:tentative="1">
+      <w:start w:val="1"/>
+      <w:numFmt w:val="bullet"/>
+      <w:lvlText w:val=""/>
+      <w:lvlJc w:val="left"/>
+      <w:pPr>
+        <w:ind w:left="2160" w:hanging="360"/>
+      </w:pPr>
+      <w:rPr>
+        <w:rFonts w:ascii="Wingdings" w:hAnsi="Wingdings" w:hint="default"/>
+      </w:rPr>
+    </w:lvl>
+    <w:lvl w:ilvl="3" w:tplc="04090001" w:tentative="1">
+      <w:start w:val="1"/>
+      <w:numFmt w:val="bullet"/>
+      <w:lvlText w:val=""/>
+      <w:lvlJc w:val="left"/>
+      <w:pPr>
+        <w:ind w:left="2880" w:hanging="360"/>
+      </w:pPr>
+      <w:rPr>
+        <w:rFonts w:ascii="Symbol" w:hAnsi="Symbol" w:hint="default"/>
+      </w:rPr>
+    </w:lvl>
+    <w:lvl w:ilvl="4" w:tplc="04090003" w:tentative="1">
+      <w:start w:val="1"/>
+      <w:numFmt w:val="bullet"/>
+      <w:lvlText w:val="o"/>
+      <w:lvlJc w:val="left"/>
+      <w:pPr>
+        <w:ind w:left="3600" w:hanging="360"/>
+      </w:pPr>
+      <w:rPr>
+        <w:rFonts w:ascii="Courier New" w:hAnsi="Courier New" w:cs="Courier New" w:hint="default"/>
+      </w:rPr>
+    </w:lvl>
+    <w:lvl w:ilvl="5" w:tplc="04090005" w:tentative="1">
+      <w:start w:val="1"/>
+      <w:numFmt w:val="bullet"/>
+      <w:lvlText w:val=""/>
+      <w:lvlJc w:val="left"/>
+      <w:pPr>
+        <w:ind w:left="4320" w:hanging="360"/>
+      </w:pPr>
+      <w:rPr>
+        <w:rFonts w:ascii="Wingdings" w:hAnsi="Wingdings" w:hint="default"/>
+      </w:rPr>
+    </w:lvl>
+    <w:lvl w:ilvl="6" w:tplc="04090001" w:tentative="1">
+      <w:start w:val="1"/>
+      <w:numFmt w:val="bullet"/>
+      <w:lvlText w:val=""/>
+      <w:lvlJc w:val="left"/>
+      <w:pPr>
+        <w:ind w:left="5040" w:hanging="360"/>
+      </w:pPr>
+      <w:rPr>
+        <w:rFonts w:ascii="Symbol" w:hAnsi="Symbol" w:hint="default"/>
+      </w:rPr>
+    </w:lvl>
+    <w:lvl w:ilvl="7" w:tplc="04090003" w:tentative="1">
+      <w:start w:val="1"/>
+      <w:numFmt w:val="bullet"/>
+      <w:lvlText w:val="o"/>
+      <w:lvlJc w:val="left"/>
+      <w:pPr>
+        <w:ind w:left="5760" w:hanging="360"/>
+      </w:pPr>
+      <w:rPr>
+        <w:rFonts w:ascii="Courier New" w:hAnsi="Courier New" w:cs="Courier New" w:hint="default"/>
+      </w:rPr>
+    </w:lvl>
+    <w:lvl w:ilvl="8" w:tplc="04090005" w:tentative="1">
+      <w:start w:val="1"/>
+      <w:numFmt w:val="bullet"/>
+      <w:lvlText w:val=""/>
+      <w:lvlJc w:val="left"/>
+      <w:pPr>
+        <w:ind w:left="6480" w:hanging="360"/>
+      </w:pPr>
+      <w:rPr>
+        <w:rFonts w:ascii="Wingdings" w:hAnsi="Wingdings" w:hint="default"/>
+      </w:rPr>
+    </w:lvl>
+  </w:abstractNum>
+  <w:abstractNum w:abstractNumId="11" w15:restartNumberingAfterBreak="0">
     <w:nsid w:val="416740F3"/>
     <w:multiLevelType w:val="hybridMultilevel"/>
     <w:tmpl w:val="F012AB78"/>
@@ -2127,7 +2068,7 @@
       </w:rPr>
     </w:lvl>
   </w:abstractNum>
-  <w:abstractNum w:abstractNumId="10" w15:restartNumberingAfterBreak="0">
+  <w:abstractNum w:abstractNumId="12" w15:restartNumberingAfterBreak="0">
     <w:nsid w:val="4803540D"/>
     <w:multiLevelType w:val="hybridMultilevel"/>
     <w:tmpl w:val="CC58063A"/>
@@ -2241,7 +2182,7 @@
       </w:rPr>
     </w:lvl>
   </w:abstractNum>
-  <w:abstractNum w:abstractNumId="11" w15:restartNumberingAfterBreak="0">
+  <w:abstractNum w:abstractNumId="13" w15:restartNumberingAfterBreak="0">
     <w:nsid w:val="492F4D8F"/>
     <w:multiLevelType w:val="hybridMultilevel"/>
     <w:tmpl w:val="F62C94DE"/>
@@ -2355,7 +2296,7 @@
       </w:rPr>
     </w:lvl>
   </w:abstractNum>
-  <w:abstractNum w:abstractNumId="12" w15:restartNumberingAfterBreak="0">
+  <w:abstractNum w:abstractNumId="14" w15:restartNumberingAfterBreak="0">
     <w:nsid w:val="5A0B13C4"/>
     <w:multiLevelType w:val="hybridMultilevel"/>
     <w:tmpl w:val="E84E7C10"/>
@@ -2468,7 +2409,7 @@
       </w:rPr>
     </w:lvl>
   </w:abstractNum>
-  <w:abstractNum w:abstractNumId="13" w15:restartNumberingAfterBreak="0">
+  <w:abstractNum w:abstractNumId="15" w15:restartNumberingAfterBreak="0">
     <w:nsid w:val="636B498A"/>
     <w:multiLevelType w:val="hybridMultilevel"/>
     <w:tmpl w:val="1032CF60"/>
@@ -2581,7 +2522,7 @@
       </w:rPr>
     </w:lvl>
   </w:abstractNum>
-  <w:abstractNum w:abstractNumId="14" w15:restartNumberingAfterBreak="0">
+  <w:abstractNum w:abstractNumId="16" w15:restartNumberingAfterBreak="0">
     <w:nsid w:val="6B961852"/>
     <w:multiLevelType w:val="hybridMultilevel"/>
     <w:tmpl w:val="DAAECE10"/>
@@ -2674,7 +2615,7 @@
       </w:pPr>
     </w:lvl>
   </w:abstractNum>
-  <w:abstractNum w:abstractNumId="15" w15:restartNumberingAfterBreak="0">
+  <w:abstractNum w:abstractNumId="17" w15:restartNumberingAfterBreak="0">
     <w:nsid w:val="6DA640A9"/>
     <w:multiLevelType w:val="multilevel"/>
     <w:tmpl w:val="9760A870"/>
@@ -2685,9 +2626,9 @@
       <w:lvlJc w:val="left"/>
       <w:pPr>
         <w:tabs>
-          <w:tab w:val="num" w:pos="0"/>
+          <w:tab w:val="num" w:pos="-360"/>
         </w:tabs>
-        <w:ind w:left="720" w:hanging="360"/>
+        <w:ind w:left="360" w:hanging="360"/>
       </w:pPr>
       <w:rPr>
         <w:rFonts w:ascii="Symbol" w:hAnsi="Symbol" w:cs="Symbol" w:hint="default"/>
@@ -2700,9 +2641,9 @@
       <w:lvlJc w:val="left"/>
       <w:pPr>
         <w:tabs>
-          <w:tab w:val="num" w:pos="0"/>
+          <w:tab w:val="num" w:pos="-360"/>
         </w:tabs>
-        <w:ind w:left="1440" w:hanging="360"/>
+        <w:ind w:left="1080" w:hanging="360"/>
       </w:pPr>
       <w:rPr>
         <w:rFonts w:ascii="Courier New" w:hAnsi="Courier New" w:cs="Courier New" w:hint="default"/>
@@ -2715,9 +2656,9 @@
       <w:lvlJc w:val="left"/>
       <w:pPr>
         <w:tabs>
-          <w:tab w:val="num" w:pos="0"/>
+          <w:tab w:val="num" w:pos="-360"/>
         </w:tabs>
-        <w:ind w:left="2160" w:hanging="360"/>
+        <w:ind w:left="1800" w:hanging="360"/>
       </w:pPr>
       <w:rPr>
         <w:rFonts w:ascii="Wingdings" w:hAnsi="Wingdings" w:cs="Wingdings" w:hint="default"/>
@@ -2730,9 +2671,9 @@
       <w:lvlJc w:val="left"/>
       <w:pPr>
         <w:tabs>
-          <w:tab w:val="num" w:pos="0"/>
+          <w:tab w:val="num" w:pos="-360"/>
         </w:tabs>
-        <w:ind w:left="2880" w:hanging="360"/>
+        <w:ind w:left="2520" w:hanging="360"/>
       </w:pPr>
       <w:rPr>
         <w:rFonts w:ascii="Symbol" w:hAnsi="Symbol" w:cs="Symbol" w:hint="default"/>
@@ -2745,9 +2686,9 @@
       <w:lvlJc w:val="left"/>
       <w:pPr>
         <w:tabs>
-          <w:tab w:val="num" w:pos="0"/>
+          <w:tab w:val="num" w:pos="-360"/>
         </w:tabs>
-        <w:ind w:left="3600" w:hanging="360"/>
+        <w:ind w:left="3240" w:hanging="360"/>
       </w:pPr>
       <w:rPr>
         <w:rFonts w:ascii="Courier New" w:hAnsi="Courier New" w:cs="Courier New" w:hint="default"/>
@@ -2760,9 +2701,9 @@
       <w:lvlJc w:val="left"/>
       <w:pPr>
         <w:tabs>
-          <w:tab w:val="num" w:pos="0"/>
+          <w:tab w:val="num" w:pos="-360"/>
         </w:tabs>
-        <w:ind w:left="4320" w:hanging="360"/>
+        <w:ind w:left="3960" w:hanging="360"/>
       </w:pPr>
       <w:rPr>
         <w:rFonts w:ascii="Wingdings" w:hAnsi="Wingdings" w:cs="Wingdings" w:hint="default"/>
@@ -2775,9 +2716,9 @@
       <w:lvlJc w:val="left"/>
       <w:pPr>
         <w:tabs>
-          <w:tab w:val="num" w:pos="0"/>
+          <w:tab w:val="num" w:pos="-360"/>
         </w:tabs>
-        <w:ind w:left="5040" w:hanging="360"/>
+        <w:ind w:left="4680" w:hanging="360"/>
       </w:pPr>
       <w:rPr>
         <w:rFonts w:ascii="Symbol" w:hAnsi="Symbol" w:cs="Symbol" w:hint="default"/>
@@ -2790,9 +2731,9 @@
       <w:lvlJc w:val="left"/>
       <w:pPr>
         <w:tabs>
-          <w:tab w:val="num" w:pos="0"/>
+          <w:tab w:val="num" w:pos="-360"/>
         </w:tabs>
-        <w:ind w:left="5760" w:hanging="360"/>
+        <w:ind w:left="5400" w:hanging="360"/>
       </w:pPr>
       <w:rPr>
         <w:rFonts w:ascii="Courier New" w:hAnsi="Courier New" w:cs="Courier New" w:hint="default"/>
@@ -2805,9 +2746,9 @@
       <w:lvlJc w:val="left"/>
       <w:pPr>
         <w:tabs>
-          <w:tab w:val="num" w:pos="0"/>
+          <w:tab w:val="num" w:pos="-360"/>
         </w:tabs>
-        <w:ind w:left="6480" w:hanging="360"/>
+        <w:ind w:left="6120" w:hanging="360"/>
       </w:pPr>
       <w:rPr>
         <w:rFonts w:ascii="Wingdings" w:hAnsi="Wingdings" w:cs="Wingdings" w:hint="default"/>
@@ -2815,13 +2756,13 @@
     </w:lvl>
   </w:abstractNum>
   <w:num w:numId="1">
-    <w:abstractNumId w:val="12"/>
+    <w:abstractNumId w:val="14"/>
   </w:num>
   <w:num w:numId="2">
-    <w:abstractNumId w:val="12"/>
+    <w:abstractNumId w:val="14"/>
   </w:num>
   <w:num w:numId="3">
-    <w:abstractNumId w:val="12"/>
+    <w:abstractNumId w:val="14"/>
   </w:num>
   <w:num w:numId="4">
     <w:abstractNumId w:val="5"/>
@@ -2851,13 +2792,13 @@
     <w:abstractNumId w:val="2"/>
   </w:num>
   <w:num w:numId="13">
-    <w:abstractNumId w:val="14"/>
+    <w:abstractNumId w:val="16"/>
   </w:num>
   <w:num w:numId="14">
-    <w:abstractNumId w:val="11"/>
+    <w:abstractNumId w:val="13"/>
   </w:num>
   <w:num w:numId="15">
-    <w:abstractNumId w:val="10"/>
+    <w:abstractNumId w:val="12"/>
   </w:num>
   <w:num w:numId="16">
     <w:abstractNumId w:val="0"/>
@@ -2875,13 +2816,13 @@
     <w:abstractNumId w:val="2"/>
   </w:num>
   <w:num w:numId="21">
-    <w:abstractNumId w:val="14"/>
+    <w:abstractNumId w:val="16"/>
   </w:num>
   <w:num w:numId="22">
-    <w:abstractNumId w:val="11"/>
+    <w:abstractNumId w:val="13"/>
   </w:num>
   <w:num w:numId="23">
-    <w:abstractNumId w:val="10"/>
+    <w:abstractNumId w:val="12"/>
   </w:num>
   <w:num w:numId="24">
     <w:abstractNumId w:val="0"/>
@@ -2899,16 +2840,16 @@
     <w:abstractNumId w:val="2"/>
   </w:num>
   <w:num w:numId="29">
-    <w:abstractNumId w:val="14"/>
+    <w:abstractNumId w:val="16"/>
   </w:num>
   <w:num w:numId="30">
     <w:abstractNumId w:val="8"/>
   </w:num>
   <w:num w:numId="31">
-    <w:abstractNumId w:val="11"/>
+    <w:abstractNumId w:val="13"/>
   </w:num>
   <w:num w:numId="32">
-    <w:abstractNumId w:val="10"/>
+    <w:abstractNumId w:val="12"/>
   </w:num>
   <w:num w:numId="33">
     <w:abstractNumId w:val="0"/>
@@ -2929,18 +2870,32 @@
     <w:abstractNumId w:val="5"/>
   </w:num>
   <w:num w:numId="39">
-    <w:abstractNumId w:val="9"/>
+    <w:abstractNumId w:val="11"/>
   </w:num>
   <w:num w:numId="40">
-    <w:abstractNumId w:val="13"/>
+    <w:abstractNumId w:val="15"/>
   </w:num>
   <w:num w:numId="41">
-    <w:abstractNumId w:val="15"/>
+    <w:abstractNumId w:val="17"/>
   </w:num>
   <w:num w:numId="42">
     <w:abstractNumId w:val="3"/>
   </w:num>
+  <w:num w:numId="43">
+    <w:abstractNumId w:val="10"/>
+  </w:num>
+  <w:num w:numId="44">
+    <w:abstractNumId w:val="9"/>
+  </w:num>
 </w:numbering>
+</file>
+
+<file path=word/people.xml><?xml version="1.0" encoding="utf-8"?>
+<w15:people xmlns:wpc="http://schemas.microsoft.com/office/word/2010/wordprocessingCanvas" xmlns:cx="http://schemas.microsoft.com/office/drawing/2014/chartex" xmlns:cx1="http://schemas.microsoft.com/office/drawing/2015/9/8/chartex" xmlns:cx2="http://schemas.microsoft.com/office/drawing/2015/10/21/chartex" xmlns:cx3="http://schemas.microsoft.com/office/drawing/2016/5/9/chartex" xmlns:cx4="http://schemas.microsoft.com/office/drawing/2016/5/10/chartex" xmlns:cx5="http://schemas.microsoft.com/office/drawing/2016/5/11/chartex" xmlns:cx6="http://schemas.microsoft.com/office/drawing/2016/5/12/chartex" xmlns:cx7="http://schemas.microsoft.com/office/drawing/2016/5/13/chartex" xmlns:cx8="http://schemas.microsoft.com/office/drawing/2016/5/14/chartex" xmlns:mc="http://schemas.openxmlformats.org/markup-compatibility/2006" xmlns:aink="http://schemas.microsoft.com/office/drawing/2016/ink" xmlns:am3d="http://schemas.microsoft.com/office/drawing/2017/model3d" xmlns:o="urn:schemas-microsoft-com:office:office" xmlns:r="http://schemas.openxmlformats.org/officeDocument/2006/relationships" xmlns:m="http://schemas.openxmlformats.org/officeDocument/2006/math" xmlns:v="urn:schemas-microsoft-com:vml" xmlns:wp14="http://schemas.microsoft.com/office/word/2010/wordprocessingDrawing" xmlns:wp="http://schemas.openxmlformats.org/drawingml/2006/wordprocessingDrawing" xmlns:w10="urn:schemas-microsoft-com:office:word" xmlns:w="http://schemas.openxmlformats.org/wordprocessingml/2006/main" xmlns:w14="http://schemas.microsoft.com/office/word/2010/wordml" xmlns:w15="http://schemas.microsoft.com/office/word/2012/wordml" xmlns:w16cex="http://schemas.microsoft.com/office/word/2018/wordml/cex" xmlns:w16cid="http://schemas.microsoft.com/office/word/2016/wordml/cid" xmlns:w16="http://schemas.microsoft.com/office/word/2018/wordml" xmlns:w16sdtdh="http://schemas.microsoft.com/office/word/2020/wordml/sdtdatahash" xmlns:w16se="http://schemas.microsoft.com/office/word/2015/wordml/symex" xmlns:wpg="http://schemas.microsoft.com/office/word/2010/wordprocessingGroup" xmlns:wpi="http://schemas.microsoft.com/office/word/2010/wordprocessingInk" xmlns:wne="http://schemas.microsoft.com/office/word/2006/wordml" xmlns:wps="http://schemas.microsoft.com/office/word/2010/wordprocessingShape" mc:Ignorable="w14 w15 w16se w16cid w16 w16cex w16sdtdh wp14">
+  <w15:person w15:author="Caroline Robinson">
+    <w15:presenceInfo w15:providerId="AD" w15:userId="S::crobinson@akcourts.gov::90d5f6fb-be36-42a5-b1db-9f4aa0bce5fa"/>
+  </w15:person>
+</w15:people>
 </file>
 
 <file path=word/styles.xml><?xml version="1.0" encoding="utf-8"?>

--- a/docassemble/AKA2JBranding/data/templates/learn_set_aside_content.docx
+++ b/docassemble/AKA2JBranding/data/templates/learn_set_aside_content.docx
@@ -7,7 +7,17 @@
         <w:pStyle w:val="Body"/>
       </w:pPr>
       <w:r>
-        <w:t>A Motion to Set Aside Judgment or Order asks the judge to:</w:t>
+        <w:t xml:space="preserve">A </w:t>
+      </w:r>
+      <w:r>
+        <w:rPr>
+          <w:b/>
+          <w:bCs/>
+        </w:rPr>
+        <w:t>Motion to Set Aside Judgment or Order</w:t>
+      </w:r>
+      <w:r>
+        <w:t xml:space="preserve"> asks the judge to:</w:t>
       </w:r>
     </w:p>
     <w:p>
@@ -98,17 +108,6 @@
       <w:r>
         <w:t>your case all over again.</w:t>
       </w:r>
-      <w:commentRangeStart w:id="0"/>
-      <w:commentRangeEnd w:id="0"/>
-      <w:r>
-        <w:rPr>
-          <w:rStyle w:val="CommentReference"/>
-          <w:rFonts w:ascii="Arial" w:eastAsia="Arial" w:hAnsi="Arial" w:cs="Arial"/>
-          <w:color w:val="auto"/>
-          <w:spacing w:val="0"/>
-        </w:rPr>
-        <w:commentReference w:id="0"/>
-      </w:r>
       <w:r>
         <w:br/>
       </w:r>
@@ -223,17 +222,15 @@
       <w:pPr>
         <w:pStyle w:val="Body"/>
       </w:pPr>
-      <w:commentRangeStart w:id="1"/>
-      <w:r>
-        <w:t>For problems 1, 2, and 3, you must file your Motion to Set Aside</w:t>
-      </w:r>
-      <w:commentRangeEnd w:id="1"/>
+      <w:r>
+        <w:t xml:space="preserve">For problems 1, 2, and 3, you must file your </w:t>
+      </w:r>
       <w:r>
         <w:rPr>
-          <w:rStyle w:val="CommentReference"/>
-          <w:rFonts w:ascii="Arial" w:eastAsia="Arial" w:hAnsi="Arial" w:cs="Arial"/>
+          <w:b/>
+          <w:bCs/>
         </w:rPr>
-        <w:commentReference w:id="1"/>
+        <w:t>Motion to Set Aside</w:t>
       </w:r>
     </w:p>
     <w:p>
@@ -631,75 +628,6 @@
     </w:sectPr>
   </w:body>
 </w:document>
-</file>
-
-<file path=word/comments.xml><?xml version="1.0" encoding="utf-8"?>
-<w:comments xmlns:wpc="http://schemas.microsoft.com/office/word/2010/wordprocessingCanvas" xmlns:cx="http://schemas.microsoft.com/office/drawing/2014/chartex" xmlns:cx1="http://schemas.microsoft.com/office/drawing/2015/9/8/chartex" xmlns:cx2="http://schemas.microsoft.com/office/drawing/2015/10/21/chartex" xmlns:cx3="http://schemas.microsoft.com/office/drawing/2016/5/9/chartex" xmlns:cx4="http://schemas.microsoft.com/office/drawing/2016/5/10/chartex" xmlns:cx5="http://schemas.microsoft.com/office/drawing/2016/5/11/chartex" xmlns:cx6="http://schemas.microsoft.com/office/drawing/2016/5/12/chartex" xmlns:cx7="http://schemas.microsoft.com/office/drawing/2016/5/13/chartex" xmlns:cx8="http://schemas.microsoft.com/office/drawing/2016/5/14/chartex" xmlns:mc="http://schemas.openxmlformats.org/markup-compatibility/2006" xmlns:aink="http://schemas.microsoft.com/office/drawing/2016/ink" xmlns:am3d="http://schemas.microsoft.com/office/drawing/2017/model3d" xmlns:o="urn:schemas-microsoft-com:office:office" xmlns:r="http://schemas.openxmlformats.org/officeDocument/2006/relationships" xmlns:m="http://schemas.openxmlformats.org/officeDocument/2006/math" xmlns:v="urn:schemas-microsoft-com:vml" xmlns:wp14="http://schemas.microsoft.com/office/word/2010/wordprocessingDrawing" xmlns:wp="http://schemas.openxmlformats.org/drawingml/2006/wordprocessingDrawing" xmlns:w10="urn:schemas-microsoft-com:office:word" xmlns:w="http://schemas.openxmlformats.org/wordprocessingml/2006/main" xmlns:w14="http://schemas.microsoft.com/office/word/2010/wordml" xmlns:w15="http://schemas.microsoft.com/office/word/2012/wordml" xmlns:w16cex="http://schemas.microsoft.com/office/word/2018/wordml/cex" xmlns:w16cid="http://schemas.microsoft.com/office/word/2016/wordml/cid" xmlns:w16="http://schemas.microsoft.com/office/word/2018/wordml" xmlns:w16sdtdh="http://schemas.microsoft.com/office/word/2020/wordml/sdtdatahash" xmlns:w16se="http://schemas.microsoft.com/office/word/2015/wordml/symex" xmlns:wpg="http://schemas.microsoft.com/office/word/2010/wordprocessingGroup" xmlns:wpi="http://schemas.microsoft.com/office/word/2010/wordprocessingInk" xmlns:wne="http://schemas.microsoft.com/office/word/2006/wordml" xmlns:wps="http://schemas.microsoft.com/office/word/2010/wordprocessingShape" mc:Ignorable="w14 w15 w16se w16cid w16 w16cex w16sdtdh wp14">
-  <w:comment w:id="0" w:author="Caroline Robinson" w:date="2026-08-14T10:44:00Z" w:initials="CR">
-    <w:p>
-      <w:pPr>
-        <w:pStyle w:val="CommentText"/>
-      </w:pPr>
-      <w:r>
-        <w:rPr>
-          <w:rStyle w:val="CommentReference"/>
-        </w:rPr>
-        <w:annotationRef/>
-      </w:r>
-      <w:r>
-        <w:t>Pick on or the other  here.</w:t>
-      </w:r>
-    </w:p>
-  </w:comment>
-  <w:comment w:id="1" w:author="Caroline Robinson" w:date="2026-08-14T11:26:00Z" w:initials="CR">
-    <w:p>
-      <w:pPr>
-        <w:pStyle w:val="CommentText"/>
-      </w:pPr>
-      <w:r>
-        <w:rPr>
-          <w:rStyle w:val="CommentReference"/>
-        </w:rPr>
-        <w:annotationRef/>
-      </w:r>
-      <w:r>
-        <w:t xml:space="preserve">Use formatting from </w:t>
-      </w:r>
-      <w:r>
-        <w:t>"G:\Family Law\Legal Navigator\A Interviews\Changing Custody Order\drafts\docx\Action Plans\</w:t>
-      </w:r>
-      <w:proofErr w:type="spellStart"/>
-      <w:r>
-        <w:t>changing_child_custody_action_plan</w:t>
-      </w:r>
-      <w:proofErr w:type="spellEnd"/>
-      <w:r>
-        <w:t xml:space="preserve"> 2025-03-31.docx"</w:t>
-      </w:r>
-    </w:p>
-  </w:comment>
-</w:comments>
-</file>
-
-<file path=word/commentsExtended.xml><?xml version="1.0" encoding="utf-8"?>
-<w15:commentsEx xmlns:wpc="http://schemas.microsoft.com/office/word/2010/wordprocessingCanvas" xmlns:cx="http://schemas.microsoft.com/office/drawing/2014/chartex" xmlns:cx1="http://schemas.microsoft.com/office/drawing/2015/9/8/chartex" xmlns:cx2="http://schemas.microsoft.com/office/drawing/2015/10/21/chartex" xmlns:cx3="http://schemas.microsoft.com/office/drawing/2016/5/9/chartex" xmlns:cx4="http://schemas.microsoft.com/office/drawing/2016/5/10/chartex" xmlns:cx5="http://schemas.microsoft.com/office/drawing/2016/5/11/chartex" xmlns:cx6="http://schemas.microsoft.com/office/drawing/2016/5/12/chartex" xmlns:cx7="http://schemas.microsoft.com/office/drawing/2016/5/13/chartex" xmlns:cx8="http://schemas.microsoft.com/office/drawing/2016/5/14/chartex" xmlns:mc="http://schemas.openxmlformats.org/markup-compatibility/2006" xmlns:aink="http://schemas.microsoft.com/office/drawing/2016/ink" xmlns:am3d="http://schemas.microsoft.com/office/drawing/2017/model3d" xmlns:o="urn:schemas-microsoft-com:office:office" xmlns:r="http://schemas.openxmlformats.org/officeDocument/2006/relationships" xmlns:m="http://schemas.openxmlformats.org/officeDocument/2006/math" xmlns:v="urn:schemas-microsoft-com:vml" xmlns:wp14="http://schemas.microsoft.com/office/word/2010/wordprocessingDrawing" xmlns:wp="http://schemas.openxmlformats.org/drawingml/2006/wordprocessingDrawing" xmlns:w10="urn:schemas-microsoft-com:office:word" xmlns:w="http://schemas.openxmlformats.org/wordprocessingml/2006/main" xmlns:w14="http://schemas.microsoft.com/office/word/2010/wordml" xmlns:w15="http://schemas.microsoft.com/office/word/2012/wordml" xmlns:w16cex="http://schemas.microsoft.com/office/word/2018/wordml/cex" xmlns:w16cid="http://schemas.microsoft.com/office/word/2016/wordml/cid" xmlns:w16="http://schemas.microsoft.com/office/word/2018/wordml" xmlns:w16sdtdh="http://schemas.microsoft.com/office/word/2020/wordml/sdtdatahash" xmlns:w16se="http://schemas.microsoft.com/office/word/2015/wordml/symex" xmlns:wpg="http://schemas.microsoft.com/office/word/2010/wordprocessingGroup" xmlns:wpi="http://schemas.microsoft.com/office/word/2010/wordprocessingInk" xmlns:wne="http://schemas.microsoft.com/office/word/2006/wordml" xmlns:wps="http://schemas.microsoft.com/office/word/2010/wordprocessingShape" mc:Ignorable="w14 w15 w16se w16cid w16 w16cex w16sdtdh wp14">
-  <w15:commentEx w15:paraId="0BC9E50C" w15:done="0"/>
-  <w15:commentEx w15:paraId="7527677A" w15:done="0"/>
-</w15:commentsEx>
-</file>
-
-<file path=word/commentsExtensible.xml><?xml version="1.0" encoding="utf-8"?>
-<w16cex:commentsExtensible xmlns:wpc="http://schemas.microsoft.com/office/word/2010/wordprocessingCanvas" xmlns:cx="http://schemas.microsoft.com/office/drawing/2014/chartex" xmlns:cx1="http://schemas.microsoft.com/office/drawing/2015/9/8/chartex" xmlns:cx2="http://schemas.microsoft.com/office/drawing/2015/10/21/chartex" xmlns:cx3="http://schemas.microsoft.com/office/drawing/2016/5/9/chartex" xmlns:cx4="http://schemas.microsoft.com/office/drawing/2016/5/10/chartex" xmlns:cx5="http://schemas.microsoft.com/office/drawing/2016/5/11/chartex" xmlns:cx6="http://schemas.microsoft.com/office/drawing/2016/5/12/chartex" xmlns:cx7="http://schemas.microsoft.com/office/drawing/2016/5/13/chartex" xmlns:cx8="http://schemas.microsoft.com/office/drawing/2016/5/14/chartex" xmlns:mc="http://schemas.openxmlformats.org/markup-compatibility/2006" xmlns:aink="http://schemas.microsoft.com/office/drawing/2016/ink" xmlns:am3d="http://schemas.microsoft.com/office/drawing/2017/model3d" xmlns:o="urn:schemas-microsoft-com:office:office" xmlns:r="http://schemas.openxmlformats.org/officeDocument/2006/relationships" xmlns:m="http://schemas.openxmlformats.org/officeDocument/2006/math" xmlns:v="urn:schemas-microsoft-com:vml" xmlns:wp14="http://schemas.microsoft.com/office/word/2010/wordprocessingDrawing" xmlns:wp="http://schemas.openxmlformats.org/drawingml/2006/wordprocessingDrawing" xmlns:w10="urn:schemas-microsoft-com:office:word" xmlns:w="http://schemas.openxmlformats.org/wordprocessingml/2006/main" xmlns:w14="http://schemas.microsoft.com/office/word/2010/wordml" xmlns:w15="http://schemas.microsoft.com/office/word/2012/wordml" xmlns:w16cex="http://schemas.microsoft.com/office/word/2018/wordml/cex" xmlns:w16cid="http://schemas.microsoft.com/office/word/2016/wordml/cid" xmlns:w16="http://schemas.microsoft.com/office/word/2018/wordml" xmlns:w16sdtdh="http://schemas.microsoft.com/office/word/2020/wordml/sdtdatahash" xmlns:w16se="http://schemas.microsoft.com/office/word/2015/wordml/symex" xmlns:wpg="http://schemas.microsoft.com/office/word/2010/wordprocessingGroup" xmlns:wpi="http://schemas.microsoft.com/office/word/2010/wordprocessingInk" xmlns:wne="http://schemas.microsoft.com/office/word/2006/wordml" xmlns:wps="http://schemas.microsoft.com/office/word/2010/wordprocessingShape" mc:Ignorable="w14 w15 w16se w16cid w16 w16cex w16sdtdh wp14">
-  <w16cex:commentExtensible w16cex:durableId="2E297017" w16cex:dateUtc="2026-08-14T18:44:00Z"/>
-  <w16cex:commentExtensible w16cex:durableId="2E2979C9" w16cex:dateUtc="2026-08-14T19:26:00Z"/>
-</w16cex:commentsExtensible>
-</file>
-
-<file path=word/commentsIds.xml><?xml version="1.0" encoding="utf-8"?>
-<w16cid:commentsIds xmlns:wpc="http://schemas.microsoft.com/office/word/2010/wordprocessingCanvas" xmlns:cx="http://schemas.microsoft.com/office/drawing/2014/chartex" xmlns:cx1="http://schemas.microsoft.com/office/drawing/2015/9/8/chartex" xmlns:cx2="http://schemas.microsoft.com/office/drawing/2015/10/21/chartex" xmlns:cx3="http://schemas.microsoft.com/office/drawing/2016/5/9/chartex" xmlns:cx4="http://schemas.microsoft.com/office/drawing/2016/5/10/chartex" xmlns:cx5="http://schemas.microsoft.com/office/drawing/2016/5/11/chartex" xmlns:cx6="http://schemas.microsoft.com/office/drawing/2016/5/12/chartex" xmlns:cx7="http://schemas.microsoft.com/office/drawing/2016/5/13/chartex" xmlns:cx8="http://schemas.microsoft.com/office/drawing/2016/5/14/chartex" xmlns:mc="http://schemas.openxmlformats.org/markup-compatibility/2006" xmlns:aink="http://schemas.microsoft.com/office/drawing/2016/ink" xmlns:am3d="http://schemas.microsoft.com/office/drawing/2017/model3d" xmlns:o="urn:schemas-microsoft-com:office:office" xmlns:r="http://schemas.openxmlformats.org/officeDocument/2006/relationships" xmlns:m="http://schemas.openxmlformats.org/officeDocument/2006/math" xmlns:v="urn:schemas-microsoft-com:vml" xmlns:wp14="http://schemas.microsoft.com/office/word/2010/wordprocessingDrawing" xmlns:wp="http://schemas.openxmlformats.org/drawingml/2006/wordprocessingDrawing" xmlns:w10="urn:schemas-microsoft-com:office:word" xmlns:w="http://schemas.openxmlformats.org/wordprocessingml/2006/main" xmlns:w14="http://schemas.microsoft.com/office/word/2010/wordml" xmlns:w15="http://schemas.microsoft.com/office/word/2012/wordml" xmlns:w16cex="http://schemas.microsoft.com/office/word/2018/wordml/cex" xmlns:w16cid="http://schemas.microsoft.com/office/word/2016/wordml/cid" xmlns:w16="http://schemas.microsoft.com/office/word/2018/wordml" xmlns:w16sdtdh="http://schemas.microsoft.com/office/word/2020/wordml/sdtdatahash" xmlns:w16se="http://schemas.microsoft.com/office/word/2015/wordml/symex" xmlns:wpg="http://schemas.microsoft.com/office/word/2010/wordprocessingGroup" xmlns:wpi="http://schemas.microsoft.com/office/word/2010/wordprocessingInk" xmlns:wne="http://schemas.microsoft.com/office/word/2006/wordml" xmlns:wps="http://schemas.microsoft.com/office/word/2010/wordprocessingShape" mc:Ignorable="w14 w15 w16se w16cid w16 w16cex w16sdtdh wp14">
-  <w16cid:commentId w16cid:paraId="0BC9E50C" w16cid:durableId="2E297017"/>
-  <w16cid:commentId w16cid:paraId="7527677A" w16cid:durableId="2E2979C9"/>
-</w16cid:commentsIds>
 </file>
 
 <file path=word/numbering.xml><?xml version="1.0" encoding="utf-8"?>
@@ -2888,14 +2816,6 @@
     <w:abstractNumId w:val="9"/>
   </w:num>
 </w:numbering>
-</file>
-
-<file path=word/people.xml><?xml version="1.0" encoding="utf-8"?>
-<w15:people xmlns:wpc="http://schemas.microsoft.com/office/word/2010/wordprocessingCanvas" xmlns:cx="http://schemas.microsoft.com/office/drawing/2014/chartex" xmlns:cx1="http://schemas.microsoft.com/office/drawing/2015/9/8/chartex" xmlns:cx2="http://schemas.microsoft.com/office/drawing/2015/10/21/chartex" xmlns:cx3="http://schemas.microsoft.com/office/drawing/2016/5/9/chartex" xmlns:cx4="http://schemas.microsoft.com/office/drawing/2016/5/10/chartex" xmlns:cx5="http://schemas.microsoft.com/office/drawing/2016/5/11/chartex" xmlns:cx6="http://schemas.microsoft.com/office/drawing/2016/5/12/chartex" xmlns:cx7="http://schemas.microsoft.com/office/drawing/2016/5/13/chartex" xmlns:cx8="http://schemas.microsoft.com/office/drawing/2016/5/14/chartex" xmlns:mc="http://schemas.openxmlformats.org/markup-compatibility/2006" xmlns:aink="http://schemas.microsoft.com/office/drawing/2016/ink" xmlns:am3d="http://schemas.microsoft.com/office/drawing/2017/model3d" xmlns:o="urn:schemas-microsoft-com:office:office" xmlns:r="http://schemas.openxmlformats.org/officeDocument/2006/relationships" xmlns:m="http://schemas.openxmlformats.org/officeDocument/2006/math" xmlns:v="urn:schemas-microsoft-com:vml" xmlns:wp14="http://schemas.microsoft.com/office/word/2010/wordprocessingDrawing" xmlns:wp="http://schemas.openxmlformats.org/drawingml/2006/wordprocessingDrawing" xmlns:w10="urn:schemas-microsoft-com:office:word" xmlns:w="http://schemas.openxmlformats.org/wordprocessingml/2006/main" xmlns:w14="http://schemas.microsoft.com/office/word/2010/wordml" xmlns:w15="http://schemas.microsoft.com/office/word/2012/wordml" xmlns:w16cex="http://schemas.microsoft.com/office/word/2018/wordml/cex" xmlns:w16cid="http://schemas.microsoft.com/office/word/2016/wordml/cid" xmlns:w16="http://schemas.microsoft.com/office/word/2018/wordml" xmlns:w16sdtdh="http://schemas.microsoft.com/office/word/2020/wordml/sdtdatahash" xmlns:w16se="http://schemas.microsoft.com/office/word/2015/wordml/symex" xmlns:wpg="http://schemas.microsoft.com/office/word/2010/wordprocessingGroup" xmlns:wpi="http://schemas.microsoft.com/office/word/2010/wordprocessingInk" xmlns:wne="http://schemas.microsoft.com/office/word/2006/wordml" xmlns:wps="http://schemas.microsoft.com/office/word/2010/wordprocessingShape" mc:Ignorable="w14 w15 w16se w16cid w16 w16cex w16sdtdh wp14">
-  <w15:person w15:author="Caroline Robinson">
-    <w15:presenceInfo w15:providerId="AD" w15:userId="S::crobinson@akcourts.gov::90d5f6fb-be36-42a5-b1db-9f4aa0bce5fa"/>
-  </w15:person>
-</w15:people>
 </file>
 
 <file path=word/styles.xml><?xml version="1.0" encoding="utf-8"?>
